--- a/lessons/2-4/downloads/2-4-notes-teacher-l1.docx
+++ b/lessons/2-4/downloads/2-4-notes-teacher-l1.docx
@@ -1345,6 +1345,468 @@
         </w:tc>
       </w:tr>
     </w:tbl>
+    <w:tbl>
+      <w:tblPr>
+        <w:tblW w:type="pct" w:w="100%"/>
+        <w:tblBorders>
+          <w:top w:val="none" w:color="FFFFFF" w:sz="0"/>
+          <w:left w:val="none" w:color="FFFFFF" w:sz="0"/>
+          <w:bottom w:val="single" w:color="C7D2DD" w:sz="4"/>
+          <w:right w:val="none" w:color="FFFFFF" w:sz="0"/>
+          <w:insideH w:val="none" w:color="FFFFFF" w:sz="0"/>
+          <w:insideV w:val="none" w:color="FFFFFF" w:sz="0"/>
+        </w:tblBorders>
+      </w:tblPr>
+      <w:tblGrid>
+        <w:gridCol w:w="1800"/>
+        <w:gridCol w:w="7560"/>
+      </w:tblGrid>
+      <w:tr>
+        <w:trPr>
+          <w:cantSplit/>
+        </w:trPr>
+        <w:tc>
+          <w:tcPr>
+            <w:tcW w:type="dxa" w:w="1800"/>
+            <w:tcMar>
+              <w:top w:type="dxa" w:w="100"/>
+              <w:left w:type="dxa" w:w="40"/>
+              <w:bottom w:type="dxa" w:w="100"/>
+              <w:right w:type="dxa" w:w="120"/>
+            </w:tcMar>
+            <w:vAlign w:val="center"/>
+          </w:tcPr>
+          <w:p>
+            <w:pPr>
+              <w:spacing w:after="0"/>
+              <w:jc w:val="center"/>
+            </w:pPr>
+            <w:r>
+              <w:drawing>
+                <wp:inline distT="0" distB="0" distL="0" distR="0">
+                  <wp:extent cx="1047750" cy="790575"/>
+                  <wp:effectExtent t="0" r="0" b="0" l="0"/>
+                  <wp:docPr id="1" name="" descr="" title=""/>
+                  <wp:cNvGraphicFramePr>
+                    <a:graphicFrameLocks xmlns:a="http://schemas.openxmlformats.org/drawingml/2006/main" noChangeAspect="1"/>
+                  </wp:cNvGraphicFramePr>
+                  <a:graphic xmlns:a="http://schemas.openxmlformats.org/drawingml/2006/main">
+                    <a:graphicData uri="http://schemas.openxmlformats.org/drawingml/2006/picture">
+                      <pic:pic xmlns:pic="http://schemas.openxmlformats.org/drawingml/2006/picture">
+                        <pic:nvPicPr>
+                          <pic:cNvPr id="0" name="" descr=""/>
+                          <pic:cNvPicPr>
+                            <a:picLocks noChangeAspect="1" noChangeArrowheads="1"/>
+                          </pic:cNvPicPr>
+                        </pic:nvPicPr>
+                        <pic:blipFill>
+                          <a:blip r:embed="rId10" cstate="none"/>
+                          <a:srcRect/>
+                          <a:stretch>
+                            <a:fillRect/>
+                          </a:stretch>
+                        </pic:blipFill>
+                        <pic:spPr bwMode="auto">
+                          <a:xfrm>
+                            <a:off x="0" y="0"/>
+                            <a:ext cx="1047750" cy="790575"/>
+                          </a:xfrm>
+                          <a:prstGeom prst="rect">
+                            <a:avLst/>
+                          </a:prstGeom>
+                        </pic:spPr>
+                      </pic:pic>
+                    </a:graphicData>
+                  </a:graphic>
+                </wp:inline>
+              </w:drawing>
+            </w:r>
+          </w:p>
+        </w:tc>
+        <w:tc>
+          <w:tcPr>
+            <w:tcW w:type="dxa" w:w="7560"/>
+            <w:tcMar>
+              <w:top w:type="dxa" w:w="100"/>
+              <w:left w:type="dxa" w:w="40"/>
+              <w:bottom w:type="dxa" w:w="100"/>
+              <w:right w:type="dxa" w:w="40"/>
+            </w:tcMar>
+            <w:vAlign w:val="center"/>
+          </w:tcPr>
+          <w:p>
+            <w:pPr>
+              <w:spacing w:after="50"/>
+            </w:pPr>
+            <w:r>
+              <w:rPr>
+                <w:b/>
+                <w:bCs/>
+                <w:color w:val="12355B"/>
+                <w:sz w:val="24"/>
+                <w:szCs w:val="24"/>
+              </w:rPr>
+              <w:t xml:space="preserve">Five-number summary</w:t>
+            </w:r>
+            <w:r>
+              <w:rPr>
+                <w:i/>
+                <w:iCs/>
+                <w:color w:val="5F6F80"/>
+                <w:sz w:val="19"/>
+                <w:szCs w:val="19"/>
+              </w:rPr>
+              <w:t xml:space="preserve">   Resumen de cinco números</w:t>
+            </w:r>
+          </w:p>
+          <w:p>
+            <w:pPr>
+              <w:spacing w:after="40"/>
+            </w:pPr>
+            <w:r>
+              <w:rPr>
+                <w:sz w:val="21"/>
+                <w:szCs w:val="21"/>
+              </w:rPr>
+              <w:t xml:space="preserve">The minimum, first quartile, median, third quartile, and maximum of a data set.</w:t>
+            </w:r>
+          </w:p>
+          <w:p>
+            <w:pPr>
+              <w:spacing w:after="0"/>
+            </w:pPr>
+            <w:r>
+              <w:rPr>
+                <w:b/>
+                <w:bCs/>
+                <w:color w:val="1FA6A2"/>
+                <w:sz w:val="18"/>
+                <w:szCs w:val="18"/>
+              </w:rPr>
+              <w:t xml:space="preserve">Example:  </w:t>
+            </w:r>
+            <w:r>
+              <w:rPr>
+                <w:i/>
+                <w:iCs/>
+                <w:color w:val="5F6F80"/>
+                <w:sz w:val="18"/>
+                <w:szCs w:val="18"/>
+              </w:rPr>
+              <w:t xml:space="preserve">6, 8, 14, 19, 22 — the five values a box plot is built from.</w:t>
+            </w:r>
+          </w:p>
+        </w:tc>
+      </w:tr>
+    </w:tbl>
+    <w:tbl>
+      <w:tblPr>
+        <w:tblW w:type="pct" w:w="100%"/>
+        <w:tblBorders>
+          <w:top w:val="none" w:color="FFFFFF" w:sz="0"/>
+          <w:left w:val="none" w:color="FFFFFF" w:sz="0"/>
+          <w:bottom w:val="single" w:color="C7D2DD" w:sz="4"/>
+          <w:right w:val="none" w:color="FFFFFF" w:sz="0"/>
+          <w:insideH w:val="none" w:color="FFFFFF" w:sz="0"/>
+          <w:insideV w:val="none" w:color="FFFFFF" w:sz="0"/>
+        </w:tblBorders>
+      </w:tblPr>
+      <w:tblGrid>
+        <w:gridCol w:w="1800"/>
+        <w:gridCol w:w="7560"/>
+      </w:tblGrid>
+      <w:tr>
+        <w:trPr>
+          <w:cantSplit/>
+        </w:trPr>
+        <w:tc>
+          <w:tcPr>
+            <w:tcW w:type="dxa" w:w="1800"/>
+            <w:tcMar>
+              <w:top w:type="dxa" w:w="100"/>
+              <w:left w:type="dxa" w:w="40"/>
+              <w:bottom w:type="dxa" w:w="100"/>
+              <w:right w:type="dxa" w:w="120"/>
+            </w:tcMar>
+            <w:vAlign w:val="center"/>
+          </w:tcPr>
+          <w:p>
+            <w:pPr>
+              <w:spacing w:after="0"/>
+              <w:jc w:val="center"/>
+            </w:pPr>
+            <w:r>
+              <w:drawing>
+                <wp:inline distT="0" distB="0" distL="0" distR="0">
+                  <wp:extent cx="1047750" cy="790575"/>
+                  <wp:effectExtent t="0" r="0" b="0" l="0"/>
+                  <wp:docPr id="1" name="" descr="" title=""/>
+                  <wp:cNvGraphicFramePr>
+                    <a:graphicFrameLocks xmlns:a="http://schemas.openxmlformats.org/drawingml/2006/main" noChangeAspect="1"/>
+                  </wp:cNvGraphicFramePr>
+                  <a:graphic xmlns:a="http://schemas.openxmlformats.org/drawingml/2006/main">
+                    <a:graphicData uri="http://schemas.openxmlformats.org/drawingml/2006/picture">
+                      <pic:pic xmlns:pic="http://schemas.openxmlformats.org/drawingml/2006/picture">
+                        <pic:nvPicPr>
+                          <pic:cNvPr id="0" name="" descr=""/>
+                          <pic:cNvPicPr>
+                            <a:picLocks noChangeAspect="1" noChangeArrowheads="1"/>
+                          </pic:cNvPicPr>
+                        </pic:nvPicPr>
+                        <pic:blipFill>
+                          <a:blip r:embed="rId10" cstate="none"/>
+                          <a:srcRect/>
+                          <a:stretch>
+                            <a:fillRect/>
+                          </a:stretch>
+                        </pic:blipFill>
+                        <pic:spPr bwMode="auto">
+                          <a:xfrm>
+                            <a:off x="0" y="0"/>
+                            <a:ext cx="1047750" cy="790575"/>
+                          </a:xfrm>
+                          <a:prstGeom prst="rect">
+                            <a:avLst/>
+                          </a:prstGeom>
+                        </pic:spPr>
+                      </pic:pic>
+                    </a:graphicData>
+                  </a:graphic>
+                </wp:inline>
+              </w:drawing>
+            </w:r>
+          </w:p>
+        </w:tc>
+        <w:tc>
+          <w:tcPr>
+            <w:tcW w:type="dxa" w:w="7560"/>
+            <w:tcMar>
+              <w:top w:type="dxa" w:w="100"/>
+              <w:left w:type="dxa" w:w="40"/>
+              <w:bottom w:type="dxa" w:w="100"/>
+              <w:right w:type="dxa" w:w="40"/>
+            </w:tcMar>
+            <w:vAlign w:val="center"/>
+          </w:tcPr>
+          <w:p>
+            <w:pPr>
+              <w:spacing w:after="50"/>
+            </w:pPr>
+            <w:r>
+              <w:rPr>
+                <w:b/>
+                <w:bCs/>
+                <w:color w:val="12355B"/>
+                <w:sz w:val="24"/>
+                <w:szCs w:val="24"/>
+              </w:rPr>
+              <w:t xml:space="preserve">Whisker</w:t>
+            </w:r>
+            <w:r>
+              <w:rPr>
+                <w:i/>
+                <w:iCs/>
+                <w:color w:val="5F6F80"/>
+                <w:sz w:val="19"/>
+                <w:szCs w:val="19"/>
+              </w:rPr>
+              <w:t xml:space="preserve">   Bigote</w:t>
+            </w:r>
+          </w:p>
+          <w:p>
+            <w:pPr>
+              <w:spacing w:after="40"/>
+            </w:pPr>
+            <w:r>
+              <w:rPr>
+                <w:sz w:val="21"/>
+                <w:szCs w:val="21"/>
+              </w:rPr>
+              <w:t xml:space="preserve">A line on a box plot that reaches from the box out to the least or greatest value.</w:t>
+            </w:r>
+          </w:p>
+          <w:p>
+            <w:pPr>
+              <w:spacing w:after="0"/>
+            </w:pPr>
+            <w:r>
+              <w:rPr>
+                <w:b/>
+                <w:bCs/>
+                <w:color w:val="1FA6A2"/>
+                <w:sz w:val="18"/>
+                <w:szCs w:val="18"/>
+              </w:rPr>
+              <w:t xml:space="preserve">Example:  </w:t>
+            </w:r>
+            <w:r>
+              <w:rPr>
+                <w:i/>
+                <w:iCs/>
+                <w:color w:val="5F6F80"/>
+                <w:sz w:val="18"/>
+                <w:szCs w:val="18"/>
+              </w:rPr>
+              <w:t xml:space="preserve">The left whisker reaches the minimum; the right whisker reaches the maximum.</w:t>
+            </w:r>
+          </w:p>
+        </w:tc>
+      </w:tr>
+    </w:tbl>
+    <w:tbl>
+      <w:tblPr>
+        <w:tblW w:type="pct" w:w="100%"/>
+        <w:tblBorders>
+          <w:top w:val="none" w:color="FFFFFF" w:sz="0"/>
+          <w:left w:val="none" w:color="FFFFFF" w:sz="0"/>
+          <w:bottom w:val="single" w:color="C7D2DD" w:sz="4"/>
+          <w:right w:val="none" w:color="FFFFFF" w:sz="0"/>
+          <w:insideH w:val="none" w:color="FFFFFF" w:sz="0"/>
+          <w:insideV w:val="none" w:color="FFFFFF" w:sz="0"/>
+        </w:tblBorders>
+      </w:tblPr>
+      <w:tblGrid>
+        <w:gridCol w:w="1800"/>
+        <w:gridCol w:w="7560"/>
+      </w:tblGrid>
+      <w:tr>
+        <w:trPr>
+          <w:cantSplit/>
+        </w:trPr>
+        <w:tc>
+          <w:tcPr>
+            <w:tcW w:type="dxa" w:w="1800"/>
+            <w:tcMar>
+              <w:top w:type="dxa" w:w="100"/>
+              <w:left w:type="dxa" w:w="40"/>
+              <w:bottom w:type="dxa" w:w="100"/>
+              <w:right w:type="dxa" w:w="120"/>
+            </w:tcMar>
+            <w:vAlign w:val="center"/>
+          </w:tcPr>
+          <w:p>
+            <w:pPr>
+              <w:spacing w:after="0"/>
+              <w:jc w:val="center"/>
+            </w:pPr>
+            <w:r>
+              <w:drawing>
+                <wp:inline distT="0" distB="0" distL="0" distR="0">
+                  <wp:extent cx="1047750" cy="790575"/>
+                  <wp:effectExtent t="0" r="0" b="0" l="0"/>
+                  <wp:docPr id="1" name="" descr="" title=""/>
+                  <wp:cNvGraphicFramePr>
+                    <a:graphicFrameLocks xmlns:a="http://schemas.openxmlformats.org/drawingml/2006/main" noChangeAspect="1"/>
+                  </wp:cNvGraphicFramePr>
+                  <a:graphic xmlns:a="http://schemas.openxmlformats.org/drawingml/2006/main">
+                    <a:graphicData uri="http://schemas.openxmlformats.org/drawingml/2006/picture">
+                      <pic:pic xmlns:pic="http://schemas.openxmlformats.org/drawingml/2006/picture">
+                        <pic:nvPicPr>
+                          <pic:cNvPr id="0" name="" descr=""/>
+                          <pic:cNvPicPr>
+                            <a:picLocks noChangeAspect="1" noChangeArrowheads="1"/>
+                          </pic:cNvPicPr>
+                        </pic:nvPicPr>
+                        <pic:blipFill>
+                          <a:blip r:embed="rId13" cstate="none"/>
+                          <a:srcRect/>
+                          <a:stretch>
+                            <a:fillRect/>
+                          </a:stretch>
+                        </pic:blipFill>
+                        <pic:spPr bwMode="auto">
+                          <a:xfrm>
+                            <a:off x="0" y="0"/>
+                            <a:ext cx="1047750" cy="790575"/>
+                          </a:xfrm>
+                          <a:prstGeom prst="rect">
+                            <a:avLst/>
+                          </a:prstGeom>
+                        </pic:spPr>
+                      </pic:pic>
+                    </a:graphicData>
+                  </a:graphic>
+                </wp:inline>
+              </w:drawing>
+            </w:r>
+          </w:p>
+        </w:tc>
+        <w:tc>
+          <w:tcPr>
+            <w:tcW w:type="dxa" w:w="7560"/>
+            <w:tcMar>
+              <w:top w:type="dxa" w:w="100"/>
+              <w:left w:type="dxa" w:w="40"/>
+              <w:bottom w:type="dxa" w:w="100"/>
+              <w:right w:type="dxa" w:w="40"/>
+            </w:tcMar>
+            <w:vAlign w:val="center"/>
+          </w:tcPr>
+          <w:p>
+            <w:pPr>
+              <w:spacing w:after="50"/>
+            </w:pPr>
+            <w:r>
+              <w:rPr>
+                <w:b/>
+                <w:bCs/>
+                <w:color w:val="12355B"/>
+                <w:sz w:val="24"/>
+                <w:szCs w:val="24"/>
+              </w:rPr>
+              <w:t xml:space="preserve">Middle half</w:t>
+            </w:r>
+            <w:r>
+              <w:rPr>
+                <w:i/>
+                <w:iCs/>
+                <w:color w:val="5F6F80"/>
+                <w:sz w:val="19"/>
+                <w:szCs w:val="19"/>
+              </w:rPr>
+              <w:t xml:space="preserve">   Mitad central</w:t>
+            </w:r>
+          </w:p>
+          <w:p>
+            <w:pPr>
+              <w:spacing w:after="40"/>
+            </w:pPr>
+            <w:r>
+              <w:rPr>
+                <w:sz w:val="21"/>
+                <w:szCs w:val="21"/>
+              </w:rPr>
+              <w:t xml:space="preserve">The values from the first quartile to the third quartile, which the box covers.</w:t>
+            </w:r>
+          </w:p>
+          <w:p>
+            <w:pPr>
+              <w:spacing w:after="0"/>
+            </w:pPr>
+            <w:r>
+              <w:rPr>
+                <w:b/>
+                <w:bCs/>
+                <w:color w:val="1FA6A2"/>
+                <w:sz w:val="18"/>
+                <w:szCs w:val="18"/>
+              </w:rPr>
+              <w:t xml:space="preserve">Example:  </w:t>
+            </w:r>
+            <w:r>
+              <w:rPr>
+                <w:i/>
+                <w:iCs/>
+                <w:color w:val="5F6F80"/>
+                <w:sz w:val="18"/>
+                <w:szCs w:val="18"/>
+              </w:rPr>
+              <w:t xml:space="preserve">The box holds half of the data.</w:t>
+            </w:r>
+          </w:p>
+        </w:tc>
+      </w:tr>
+    </w:tbl>
     <w:p>
       <w:pPr>
         <w:pStyle w:val="Heading1"/>
@@ -1433,7 +1895,7 @@
                 <w:sz w:val="21"/>
                 <w:szCs w:val="21"/>
               </w:rPr>
-              <w:t xml:space="preserve">Display Data with Box Plots      •      Box Plot      •      Median      •      Quartile      •      Interquartile Range      •      Data distribution      •      Variability</w:t>
+              <w:t xml:space="preserve">Display Data with Box Plots      •      Box Plot      •      Median      •      Quartile      •      Interquartile Range      •      Data distribution      •      Variability      •      Five-number summary      •      Whisker      •      Middle half</w:t>
             </w:r>
           </w:p>
         </w:tc>
@@ -1704,6 +2166,117 @@
           <w:szCs w:val="22"/>
         </w:rPr>
         <w:t xml:space="preserve">.</w:t>
+      </w:r>
+    </w:p>
+    <w:p>
+      <w:pPr>
+        <w:keepLines/>
+        <w:spacing w:after="260" w:before="200"/>
+      </w:pPr>
+      <w:r>
+        <w:rPr>
+          <w:b/>
+          <w:bCs/>
+          <w:color w:val="12355B"/>
+          <w:sz w:val="22"/>
+          <w:szCs w:val="22"/>
+        </w:rPr>
+        <w:t xml:space="preserve">8.  </w:t>
+      </w:r>
+      <w:r>
+        <w:rPr>
+          <w:sz w:val="22"/>
+          <w:szCs w:val="22"/>
+        </w:rPr>
+        <w:t xml:space="preserve">The minimum, Q1, median, Q3, and maximum together are the </w:t>
+      </w:r>
+      <w:r>
+        <w:rPr>
+          <w:sz w:val="22"/>
+          <w:szCs w:val="22"/>
+        </w:rPr>
+        <w:t xml:space="preserve">________________</w:t>
+      </w:r>
+      <w:r>
+        <w:rPr>
+          <w:sz w:val="22"/>
+          <w:szCs w:val="22"/>
+        </w:rPr>
+        <w:t xml:space="preserve">.</w:t>
+      </w:r>
+    </w:p>
+    <w:p>
+      <w:pPr>
+        <w:keepLines/>
+        <w:spacing w:after="260" w:before="200"/>
+      </w:pPr>
+      <w:r>
+        <w:rPr>
+          <w:b/>
+          <w:bCs/>
+          <w:color w:val="12355B"/>
+          <w:sz w:val="22"/>
+          <w:szCs w:val="22"/>
+        </w:rPr>
+        <w:t xml:space="preserve">9.  </w:t>
+      </w:r>
+      <w:r>
+        <w:rPr>
+          <w:sz w:val="22"/>
+          <w:szCs w:val="22"/>
+        </w:rPr>
+        <w:t xml:space="preserve">The line that reaches from the box to an extreme value is a </w:t>
+      </w:r>
+      <w:r>
+        <w:rPr>
+          <w:sz w:val="22"/>
+          <w:szCs w:val="22"/>
+        </w:rPr>
+        <w:t xml:space="preserve">________________</w:t>
+      </w:r>
+      <w:r>
+        <w:rPr>
+          <w:sz w:val="22"/>
+          <w:szCs w:val="22"/>
+        </w:rPr>
+        <w:t xml:space="preserve">.</w:t>
+      </w:r>
+    </w:p>
+    <w:p>
+      <w:pPr>
+        <w:keepLines/>
+        <w:spacing w:after="260" w:before="200"/>
+      </w:pPr>
+      <w:r>
+        <w:rPr>
+          <w:b/>
+          <w:bCs/>
+          <w:color w:val="12355B"/>
+          <w:sz w:val="22"/>
+          <w:szCs w:val="22"/>
+        </w:rPr>
+        <w:t xml:space="preserve">10.  </w:t>
+      </w:r>
+      <w:r>
+        <w:rPr>
+          <w:sz w:val="22"/>
+          <w:szCs w:val="22"/>
+        </w:rPr>
+        <w:t xml:space="preserve">The box of a box plot covers the </w:t>
+      </w:r>
+      <w:r>
+        <w:rPr>
+          <w:sz w:val="22"/>
+          <w:szCs w:val="22"/>
+        </w:rPr>
+        <w:t xml:space="preserve">________________</w:t>
+      </w:r>
+      <w:r>
+        <w:rPr>
+          <w:sz w:val="22"/>
+          <w:szCs w:val="22"/>
+        </w:rPr>
+        <w:t xml:space="preserve"> of the data.</w:t>
       </w:r>
     </w:p>
     <w:p>
@@ -2773,7 +3346,7 @@
           <w:sz w:val="20"/>
           <w:szCs w:val="20"/>
         </w:rPr>
-        <w:t xml:space="preserve">A)  13</w:t>
+        <w:t xml:space="preserve">A)  10</w:t>
       </w:r>
     </w:p>
     <w:p>
@@ -2786,7 +3359,7 @@
           <w:sz w:val="20"/>
           <w:szCs w:val="20"/>
         </w:rPr>
-        <w:t xml:space="preserve">B)  25</w:t>
+        <w:t xml:space="preserve">B)  13</w:t>
       </w:r>
     </w:p>
     <w:p>
@@ -2799,7 +3372,7 @@
           <w:sz w:val="20"/>
           <w:szCs w:val="20"/>
         </w:rPr>
-        <w:t xml:space="preserve">C)  10</w:t>
+        <w:t xml:space="preserve">C)  20</w:t>
       </w:r>
     </w:p>
     <w:p>
@@ -2812,7 +3385,7 @@
           <w:sz w:val="20"/>
           <w:szCs w:val="20"/>
         </w:rPr>
-        <w:t xml:space="preserve">D)  20</w:t>
+        <w:t xml:space="preserve">D)  25</w:t>
       </w:r>
     </w:p>
     <w:p>
@@ -2858,7 +3431,7 @@
           <w:sz w:val="21"/>
           <w:szCs w:val="21"/>
         </w:rPr>
-        <w:t xml:space="preserve">A. 13</w:t>
+        <w:t xml:space="preserve">B. 13</w:t>
       </w:r>
     </w:p>
     <w:p>
@@ -3791,7 +4364,7 @@
           <w:sz w:val="20"/>
           <w:szCs w:val="20"/>
         </w:rPr>
-        <w:t xml:space="preserve">A)  50%</w:t>
+        <w:t xml:space="preserve">A)  25%</w:t>
       </w:r>
     </w:p>
     <w:p>
@@ -3804,7 +4377,7 @@
           <w:sz w:val="20"/>
           <w:szCs w:val="20"/>
         </w:rPr>
-        <w:t xml:space="preserve">B)  25%</w:t>
+        <w:t xml:space="preserve">B)  50%</w:t>
       </w:r>
     </w:p>
     <w:p>
@@ -3921,7 +4494,7 @@
           <w:sz w:val="20"/>
           <w:szCs w:val="20"/>
         </w:rPr>
-        <w:t xml:space="preserve">A)  23</w:t>
+        <w:t xml:space="preserve">A)  8</w:t>
       </w:r>
     </w:p>
     <w:p>
@@ -3934,7 +4507,7 @@
           <w:sz w:val="20"/>
           <w:szCs w:val="20"/>
         </w:rPr>
-        <w:t xml:space="preserve">B)  31</w:t>
+        <w:t xml:space="preserve">B)  18</w:t>
       </w:r>
     </w:p>
     <w:p>
@@ -3947,7 +4520,7 @@
           <w:sz w:val="20"/>
           <w:szCs w:val="20"/>
         </w:rPr>
-        <w:t xml:space="preserve">C)  8</w:t>
+        <w:t xml:space="preserve">C)  23</w:t>
       </w:r>
     </w:p>
     <w:p>
@@ -3960,7 +4533,7 @@
           <w:sz w:val="20"/>
           <w:szCs w:val="20"/>
         </w:rPr>
-        <w:t xml:space="preserve">D)  18</w:t>
+        <w:t xml:space="preserve">D)  31</w:t>
       </w:r>
     </w:p>
     <w:p>
@@ -4097,7 +4670,7 @@
           <w:sz w:val="21"/>
           <w:szCs w:val="21"/>
         </w:rPr>
-        <w:t xml:space="preserve">B)  IQR = 56; it is the total of Q1 and Q3</w:t>
+        <w:t xml:space="preserve">B)  IQR = 28; it is the median between Q1 and Q3</w:t>
       </w:r>
     </w:p>
     <w:p>
@@ -4110,7 +4683,7 @@
           <w:sz w:val="21"/>
           <w:szCs w:val="21"/>
         </w:rPr>
-        <w:t xml:space="preserve">C)  IQR = 28; it is the median between Q1 and Q3</w:t>
+        <w:t xml:space="preserve">C)  IQR = 36; it is the value of Q3</w:t>
       </w:r>
     </w:p>
     <w:p>
@@ -4123,7 +4696,7 @@
           <w:sz w:val="21"/>
           <w:szCs w:val="21"/>
         </w:rPr>
-        <w:t xml:space="preserve">D)  IQR = 36; it is the value of Q3</w:t>
+        <w:t xml:space="preserve">D)  IQR = 56; it is the total of Q1 and Q3</w:t>
       </w:r>
     </w:p>
     <w:p>
@@ -4336,6 +4909,69 @@
     </w:p>
     <w:p>
       <w:pPr>
+        <w:spacing w:after="80"/>
+      </w:pPr>
+      <w:r>
+        <w:rPr>
+          <w:b/>
+          <w:bCs/>
+          <w:sz w:val="21"/>
+          <w:szCs w:val="21"/>
+        </w:rPr>
+        <w:t xml:space="preserve">Notes 8:  </w:t>
+      </w:r>
+      <w:r>
+        <w:rPr>
+          <w:sz w:val="21"/>
+          <w:szCs w:val="21"/>
+        </w:rPr>
+        <w:t xml:space="preserve">Five-number summary</w:t>
+      </w:r>
+    </w:p>
+    <w:p>
+      <w:pPr>
+        <w:spacing w:after="80"/>
+      </w:pPr>
+      <w:r>
+        <w:rPr>
+          <w:b/>
+          <w:bCs/>
+          <w:sz w:val="21"/>
+          <w:szCs w:val="21"/>
+        </w:rPr>
+        <w:t xml:space="preserve">Notes 9:  </w:t>
+      </w:r>
+      <w:r>
+        <w:rPr>
+          <w:sz w:val="21"/>
+          <w:szCs w:val="21"/>
+        </w:rPr>
+        <w:t xml:space="preserve">Whisker</w:t>
+      </w:r>
+    </w:p>
+    <w:p>
+      <w:pPr>
+        <w:spacing w:after="80"/>
+      </w:pPr>
+      <w:r>
+        <w:rPr>
+          <w:b/>
+          <w:bCs/>
+          <w:sz w:val="21"/>
+          <w:szCs w:val="21"/>
+        </w:rPr>
+        <w:t xml:space="preserve">Notes 10:  </w:t>
+      </w:r>
+      <w:r>
+        <w:rPr>
+          <w:sz w:val="21"/>
+          <w:szCs w:val="21"/>
+        </w:rPr>
+        <w:t xml:space="preserve">Middle half</w:t>
+      </w:r>
+    </w:p>
+    <w:p>
+      <w:pPr>
         <w:pStyle w:val="Heading2"/>
         <w:spacing w:after="80" w:before="180"/>
       </w:pPr>
@@ -4368,7 +5004,7 @@
           <w:sz w:val="21"/>
           <w:szCs w:val="21"/>
         </w:rPr>
-        <w:t xml:space="preserve">A. 13</w:t>
+        <w:t xml:space="preserve">B. 13</w:t>
       </w:r>
     </w:p>
     <w:p>
@@ -4467,7 +5103,7 @@
           <w:sz w:val="21"/>
           <w:szCs w:val="21"/>
         </w:rPr>
-        <w:t xml:space="preserve">A)  50%</w:t>
+        <w:t xml:space="preserve">B)  50%</w:t>
       </w:r>
       <w:r>
         <w:rPr>
@@ -4498,7 +5134,7 @@
           <w:sz w:val="21"/>
           <w:szCs w:val="21"/>
         </w:rPr>
-        <w:t xml:space="preserve">A)  23</w:t>
+        <w:t xml:space="preserve">C)  23</w:t>
       </w:r>
       <w:r>
         <w:rPr>

--- a/lessons/2-4/downloads/2-4-notes-teacher-l1.docx
+++ b/lessons/2-4/downloads/2-4-notes-teacher-l1.docx
@@ -264,49 +264,269 @@
           <w:sz w:val="19"/>
           <w:szCs w:val="19"/>
         </w:rPr>
-        <w:t xml:space="preserve">Look at the picture, read the word, then read what it means.</w:t>
+        <w:t xml:space="preserve">Review each concept term, definition, non-example, and visual clue.</w:t>
       </w:r>
     </w:p>
     <w:tbl>
       <w:tblPr>
-        <w:tblW w:type="pct" w:w="100%"/>
+        <w:tblW w:type="dxa" w:w="9360"/>
         <w:tblBorders>
-          <w:top w:val="none" w:color="FFFFFF" w:sz="0"/>
-          <w:left w:val="none" w:color="FFFFFF" w:sz="0"/>
-          <w:bottom w:val="single" w:color="C7D2DD" w:sz="4"/>
-          <w:right w:val="none" w:color="FFFFFF" w:sz="0"/>
-          <w:insideH w:val="none" w:color="FFFFFF" w:sz="0"/>
-          <w:insideV w:val="none" w:color="FFFFFF" w:sz="0"/>
+          <w:top w:val="single" w:color="C7D2DD" w:sz="6"/>
+          <w:left w:val="single" w:color="C7D2DD" w:sz="6"/>
+          <w:bottom w:val="single" w:color="C7D2DD" w:sz="6"/>
+          <w:right w:val="single" w:color="C7D2DD" w:sz="6"/>
+          <w:insideH w:val="single" w:color="C7D2DD" w:sz="6"/>
+          <w:insideV w:val="single" w:color="C7D2DD" w:sz="6"/>
         </w:tblBorders>
       </w:tblPr>
       <w:tblGrid>
         <w:gridCol w:w="1800"/>
-        <w:gridCol w:w="7560"/>
+        <w:gridCol w:w="3160"/>
+        <w:gridCol w:w="2200"/>
+        <w:gridCol w:w="2200"/>
       </w:tblGrid>
       <w:tr>
         <w:trPr>
           <w:cantSplit/>
+          <w:tblHeader/>
         </w:trPr>
         <w:tc>
           <w:tcPr>
             <w:tcW w:type="dxa" w:w="1800"/>
-            <w:tcMar>
-              <w:top w:type="dxa" w:w="100"/>
-              <w:left w:type="dxa" w:w="40"/>
-              <w:bottom w:type="dxa" w:w="100"/>
-              <w:right w:type="dxa" w:w="120"/>
-            </w:tcMar>
-            <w:vAlign w:val="center"/>
+            <w:shd w:fill="EEF4F8" w:color="auto" w:val="clear"/>
+            <w:tcMar>
+              <w:top w:type="dxa" w:w="80"/>
+              <w:left w:type="dxa" w:w="100"/>
+              <w:bottom w:type="dxa" w:w="80"/>
+              <w:right w:type="dxa" w:w="100"/>
+            </w:tcMar>
           </w:tcPr>
           <w:p>
             <w:pPr>
               <w:spacing w:after="0"/>
+            </w:pPr>
+            <w:r>
+              <w:rPr>
+                <w:b/>
+                <w:bCs/>
+                <w:color w:val="12355B"/>
+                <w:sz w:val="19"/>
+                <w:szCs w:val="19"/>
+              </w:rPr>
+              <w:t xml:space="preserve">Concept Term</w:t>
+            </w:r>
+          </w:p>
+        </w:tc>
+        <w:tc>
+          <w:tcPr>
+            <w:tcW w:type="dxa" w:w="3160"/>
+            <w:shd w:fill="EEF4F8" w:color="auto" w:val="clear"/>
+            <w:tcMar>
+              <w:top w:type="dxa" w:w="80"/>
+              <w:left w:type="dxa" w:w="100"/>
+              <w:bottom w:type="dxa" w:w="80"/>
+              <w:right w:type="dxa" w:w="100"/>
+            </w:tcMar>
+          </w:tcPr>
+          <w:p>
+            <w:pPr>
+              <w:spacing w:after="0"/>
+            </w:pPr>
+            <w:r>
+              <w:rPr>
+                <w:b/>
+                <w:bCs/>
+                <w:color w:val="12355B"/>
+                <w:sz w:val="19"/>
+                <w:szCs w:val="19"/>
+              </w:rPr>
+              <w:t xml:space="preserve">Student-Friendly Definition</w:t>
+            </w:r>
+          </w:p>
+        </w:tc>
+        <w:tc>
+          <w:tcPr>
+            <w:tcW w:type="dxa" w:w="2200"/>
+            <w:shd w:fill="EEF4F8" w:color="auto" w:val="clear"/>
+            <w:tcMar>
+              <w:top w:type="dxa" w:w="80"/>
+              <w:left w:type="dxa" w:w="100"/>
+              <w:bottom w:type="dxa" w:w="80"/>
+              <w:right w:type="dxa" w:w="100"/>
+            </w:tcMar>
+          </w:tcPr>
+          <w:p>
+            <w:pPr>
+              <w:spacing w:after="0"/>
+            </w:pPr>
+            <w:r>
+              <w:rPr>
+                <w:b/>
+                <w:bCs/>
+                <w:color w:val="12355B"/>
+                <w:sz w:val="19"/>
+                <w:szCs w:val="19"/>
+              </w:rPr>
+              <w:t xml:space="preserve">Non-Example</w:t>
+            </w:r>
+          </w:p>
+        </w:tc>
+        <w:tc>
+          <w:tcPr>
+            <w:tcW w:type="dxa" w:w="2200"/>
+            <w:shd w:fill="EEF4F8" w:color="auto" w:val="clear"/>
+            <w:tcMar>
+              <w:top w:type="dxa" w:w="80"/>
+              <w:left w:type="dxa" w:w="100"/>
+              <w:bottom w:type="dxa" w:w="80"/>
+              <w:right w:type="dxa" w:w="100"/>
+            </w:tcMar>
+          </w:tcPr>
+          <w:p>
+            <w:pPr>
+              <w:spacing w:after="0"/>
+            </w:pPr>
+            <w:r>
+              <w:rPr>
+                <w:b/>
+                <w:bCs/>
+                <w:color w:val="12355B"/>
+                <w:sz w:val="19"/>
+                <w:szCs w:val="19"/>
+              </w:rPr>
+              <w:t xml:space="preserve">Visual Clue</w:t>
+            </w:r>
+          </w:p>
+        </w:tc>
+      </w:tr>
+      <w:tr>
+        <w:trPr>
+          <w:cantSplit/>
+        </w:trPr>
+        <w:tc>
+          <w:tcPr>
+            <w:tcW w:type="dxa" w:w="1800"/>
+            <w:tcMar>
+              <w:top w:type="dxa" w:w="80"/>
+              <w:left w:type="dxa" w:w="100"/>
+              <w:bottom w:type="dxa" w:w="80"/>
+              <w:right w:type="dxa" w:w="100"/>
+            </w:tcMar>
+            <w:vAlign w:val="top"/>
+          </w:tcPr>
+          <w:p>
+            <w:pPr>
+              <w:spacing w:after="30"/>
+            </w:pPr>
+            <w:r>
+              <w:rPr>
+                <w:b/>
+                <w:bCs/>
+                <w:color w:val="12355B"/>
+                <w:sz w:val="21"/>
+                <w:szCs w:val="21"/>
+              </w:rPr>
+              <w:t xml:space="preserve">Display Data with Box Plots</w:t>
+            </w:r>
+          </w:p>
+          <w:p>
+            <w:pPr>
+              <w:spacing w:after="0"/>
+            </w:pPr>
+            <w:r>
+              <w:rPr>
+                <w:i/>
+                <w:iCs/>
+                <w:color w:val="5F6F80"/>
+                <w:sz w:val="18"/>
+                <w:szCs w:val="18"/>
+              </w:rPr>
+              <w:t xml:space="preserve">Representar datos con diagramas de caja</w:t>
+            </w:r>
+          </w:p>
+        </w:tc>
+        <w:tc>
+          <w:tcPr>
+            <w:tcW w:type="dxa" w:w="3160"/>
+            <w:tcMar>
+              <w:top w:type="dxa" w:w="80"/>
+              <w:left w:type="dxa" w:w="100"/>
+              <w:bottom w:type="dxa" w:w="80"/>
+              <w:right w:type="dxa" w:w="100"/>
+            </w:tcMar>
+            <w:vAlign w:val="top"/>
+          </w:tcPr>
+          <w:p>
+            <w:pPr>
+              <w:spacing w:after="0"/>
+            </w:pPr>
+            <w:r>
+              <w:rPr>
+                <w:sz w:val="20"/>
+                <w:szCs w:val="20"/>
+              </w:rPr>
+              <w:t xml:space="preserve">Show a data set's five-number summary in a box-and-whisker display.</w:t>
+            </w:r>
+          </w:p>
+        </w:tc>
+        <w:tc>
+          <w:tcPr>
+            <w:tcW w:type="dxa" w:w="2200"/>
+            <w:tcMar>
+              <w:top w:type="dxa" w:w="80"/>
+              <w:left w:type="dxa" w:w="100"/>
+              <w:bottom w:type="dxa" w:w="80"/>
+              <w:right w:type="dxa" w:w="100"/>
+            </w:tcMar>
+            <w:vAlign w:val="top"/>
+          </w:tcPr>
+          <w:p>
+            <w:pPr>
+              <w:spacing w:after="40"/>
+            </w:pPr>
+            <w:r>
+              <w:rPr>
+                <w:i/>
+                <w:iCs/>
+                <w:color w:val="5F6F80"/>
+                <w:sz w:val="19"/>
+                <w:szCs w:val="19"/>
+              </w:rPr>
+              <w:t xml:space="preserve">Not Display Data with Box Plots: write a counter-example that breaks the definition.</w:t>
+            </w:r>
+          </w:p>
+          <w:p>
+            <w:pPr>
+              <w:pBdr>
+                <w:bottom w:val="single" w:color="AFBECC" w:sz="6"/>
+              </w:pBdr>
+              <w:spacing w:after="30" w:before="150"/>
+            </w:pPr>
+            <w:r>
+              <w:t xml:space="preserve"/>
+            </w:r>
+          </w:p>
+        </w:tc>
+        <w:tc>
+          <w:tcPr>
+            <w:tcW w:type="dxa" w:w="2200"/>
+            <w:tcMar>
+              <w:top w:type="dxa" w:w="80"/>
+              <w:left w:type="dxa" w:w="100"/>
+              <w:bottom w:type="dxa" w:w="80"/>
+              <w:right w:type="dxa" w:w="100"/>
+            </w:tcMar>
+            <w:vAlign w:val="top"/>
+          </w:tcPr>
+          <w:p>
+            <w:pPr>
+              <w:spacing w:after="40"/>
               <w:jc w:val="center"/>
             </w:pPr>
             <w:r>
               <w:drawing>
                 <wp:inline distT="0" distB="0" distL="0" distR="0">
-                  <wp:extent cx="1047750" cy="790575"/>
+                  <wp:extent cx="876300" cy="657225"/>
                   <wp:effectExtent t="0" r="0" b="0" l="0"/>
                   <wp:docPr id="1" name="" descr="" title=""/>
                   <wp:cNvGraphicFramePr>
@@ -331,7 +551,7 @@
                         <pic:spPr bwMode="auto">
                           <a:xfrm>
                             <a:off x="0" y="0"/>
-                            <a:ext cx="1047750" cy="790575"/>
+                            <a:ext cx="876300" cy="657225"/>
                           </a:xfrm>
                           <a:prstGeom prst="rect">
                             <a:avLst/>
@@ -344,32 +564,108 @@
               </w:drawing>
             </w:r>
           </w:p>
-        </w:tc>
-        <w:tc>
-          <w:tcPr>
-            <w:tcW w:type="dxa" w:w="7560"/>
-            <w:tcMar>
-              <w:top w:type="dxa" w:w="100"/>
-              <w:left w:type="dxa" w:w="40"/>
-              <w:bottom w:type="dxa" w:w="100"/>
-              <w:right w:type="dxa" w:w="40"/>
-            </w:tcMar>
-            <w:vAlign w:val="center"/>
-          </w:tcPr>
-          <w:p>
-            <w:pPr>
-              <w:spacing w:after="50"/>
+          <w:p>
+            <w:pPr>
+              <w:spacing w:after="0"/>
+            </w:pPr>
+            <w:r>
+              <w:rPr>
+                <w:i/>
+                <w:iCs/>
+                <w:color w:val="5F6F80"/>
+                <w:sz w:val="18"/>
+                <w:szCs w:val="18"/>
+              </w:rPr>
+              <w:t xml:space="preserve">minimum | Q1 [ median ] Q3 | maximum</w:t>
+            </w:r>
+          </w:p>
+        </w:tc>
+      </w:tr>
+      <w:tr>
+        <w:trPr>
+          <w:cantSplit/>
+        </w:trPr>
+        <w:tc>
+          <w:tcPr>
+            <w:tcW w:type="dxa" w:w="1800"/>
+            <w:tcMar>
+              <w:top w:type="dxa" w:w="80"/>
+              <w:left w:type="dxa" w:w="100"/>
+              <w:bottom w:type="dxa" w:w="80"/>
+              <w:right w:type="dxa" w:w="100"/>
+            </w:tcMar>
+            <w:vAlign w:val="top"/>
+          </w:tcPr>
+          <w:p>
+            <w:pPr>
+              <w:spacing w:after="30"/>
             </w:pPr>
             <w:r>
               <w:rPr>
                 <w:b/>
                 <w:bCs/>
                 <w:color w:val="12355B"/>
-                <w:sz w:val="24"/>
-                <w:szCs w:val="24"/>
-              </w:rPr>
-              <w:t xml:space="preserve">Display Data with Box Plots</w:t>
-            </w:r>
+                <w:sz w:val="21"/>
+                <w:szCs w:val="21"/>
+              </w:rPr>
+              <w:t xml:space="preserve">Box Plot</w:t>
+            </w:r>
+          </w:p>
+          <w:p>
+            <w:pPr>
+              <w:spacing w:after="0"/>
+            </w:pPr>
+            <w:r>
+              <w:rPr>
+                <w:i/>
+                <w:iCs/>
+                <w:color w:val="5F6F80"/>
+                <w:sz w:val="18"/>
+                <w:szCs w:val="18"/>
+              </w:rPr>
+              <w:t xml:space="preserve">Diagrama de caja</w:t>
+            </w:r>
+          </w:p>
+        </w:tc>
+        <w:tc>
+          <w:tcPr>
+            <w:tcW w:type="dxa" w:w="3160"/>
+            <w:tcMar>
+              <w:top w:type="dxa" w:w="80"/>
+              <w:left w:type="dxa" w:w="100"/>
+              <w:bottom w:type="dxa" w:w="80"/>
+              <w:right w:type="dxa" w:w="100"/>
+            </w:tcMar>
+            <w:vAlign w:val="top"/>
+          </w:tcPr>
+          <w:p>
+            <w:pPr>
+              <w:spacing w:after="0"/>
+            </w:pPr>
+            <w:r>
+              <w:rPr>
+                <w:sz w:val="20"/>
+                <w:szCs w:val="20"/>
+              </w:rPr>
+              <w:t xml:space="preserve">A graph that shows how data is spread using five key numbers.</w:t>
+            </w:r>
+          </w:p>
+        </w:tc>
+        <w:tc>
+          <w:tcPr>
+            <w:tcW w:type="dxa" w:w="2200"/>
+            <w:tcMar>
+              <w:top w:type="dxa" w:w="80"/>
+              <w:left w:type="dxa" w:w="100"/>
+              <w:bottom w:type="dxa" w:w="80"/>
+              <w:right w:type="dxa" w:w="100"/>
+            </w:tcMar>
+            <w:vAlign w:val="top"/>
+          </w:tcPr>
+          <w:p>
+            <w:pPr>
+              <w:spacing w:after="40"/>
+            </w:pPr>
             <w:r>
               <w:rPr>
                 <w:i/>
@@ -378,89 +674,41 @@
                 <w:sz w:val="19"/>
                 <w:szCs w:val="19"/>
               </w:rPr>
-              <w:t xml:space="preserve">   Representar datos con diagramas de caja</w:t>
-            </w:r>
-          </w:p>
+              <w:t xml:space="preserve">Not Box Plot: write a counter-example that breaks the definition.</w:t>
+            </w:r>
+          </w:p>
+          <w:p>
+            <w:pPr>
+              <w:pBdr>
+                <w:bottom w:val="single" w:color="AFBECC" w:sz="6"/>
+              </w:pBdr>
+              <w:spacing w:after="30" w:before="150"/>
+            </w:pPr>
+            <w:r>
+              <w:t xml:space="preserve"/>
+            </w:r>
+          </w:p>
+        </w:tc>
+        <w:tc>
+          <w:tcPr>
+            <w:tcW w:type="dxa" w:w="2200"/>
+            <w:tcMar>
+              <w:top w:type="dxa" w:w="80"/>
+              <w:left w:type="dxa" w:w="100"/>
+              <w:bottom w:type="dxa" w:w="80"/>
+              <w:right w:type="dxa" w:w="100"/>
+            </w:tcMar>
+            <w:vAlign w:val="top"/>
+          </w:tcPr>
           <w:p>
             <w:pPr>
               <w:spacing w:after="40"/>
-            </w:pPr>
-            <w:r>
-              <w:rPr>
-                <w:sz w:val="21"/>
-                <w:szCs w:val="21"/>
-              </w:rPr>
-              <w:t xml:space="preserve">Show a data set's five-number summary in a box-and-whisker display.</w:t>
-            </w:r>
-          </w:p>
-          <w:p>
-            <w:pPr>
-              <w:spacing w:after="0"/>
-            </w:pPr>
-            <w:r>
-              <w:rPr>
-                <w:b/>
-                <w:bCs/>
-                <w:color w:val="1FA6A2"/>
-                <w:sz w:val="18"/>
-                <w:szCs w:val="18"/>
-              </w:rPr>
-              <w:t xml:space="preserve">Example:  </w:t>
-            </w:r>
-            <w:r>
-              <w:rPr>
-                <w:i/>
-                <w:iCs/>
-                <w:color w:val="5F6F80"/>
-                <w:sz w:val="18"/>
-                <w:szCs w:val="18"/>
-              </w:rPr>
-              <w:t xml:space="preserve">minimum | Q1 [ median ] Q3 | maximum</w:t>
-            </w:r>
-          </w:p>
-        </w:tc>
-      </w:tr>
-    </w:tbl>
-    <w:tbl>
-      <w:tblPr>
-        <w:tblW w:type="pct" w:w="100%"/>
-        <w:tblBorders>
-          <w:top w:val="none" w:color="FFFFFF" w:sz="0"/>
-          <w:left w:val="none" w:color="FFFFFF" w:sz="0"/>
-          <w:bottom w:val="single" w:color="C7D2DD" w:sz="4"/>
-          <w:right w:val="none" w:color="FFFFFF" w:sz="0"/>
-          <w:insideH w:val="none" w:color="FFFFFF" w:sz="0"/>
-          <w:insideV w:val="none" w:color="FFFFFF" w:sz="0"/>
-        </w:tblBorders>
-      </w:tblPr>
-      <w:tblGrid>
-        <w:gridCol w:w="1800"/>
-        <w:gridCol w:w="7560"/>
-      </w:tblGrid>
-      <w:tr>
-        <w:trPr>
-          <w:cantSplit/>
-        </w:trPr>
-        <w:tc>
-          <w:tcPr>
-            <w:tcW w:type="dxa" w:w="1800"/>
-            <w:tcMar>
-              <w:top w:type="dxa" w:w="100"/>
-              <w:left w:type="dxa" w:w="40"/>
-              <w:bottom w:type="dxa" w:w="100"/>
-              <w:right w:type="dxa" w:w="120"/>
-            </w:tcMar>
-            <w:vAlign w:val="center"/>
-          </w:tcPr>
-          <w:p>
-            <w:pPr>
-              <w:spacing w:after="0"/>
               <w:jc w:val="center"/>
             </w:pPr>
             <w:r>
               <w:drawing>
                 <wp:inline distT="0" distB="0" distL="0" distR="0">
-                  <wp:extent cx="1047750" cy="790575"/>
+                  <wp:extent cx="876300" cy="657225"/>
                   <wp:effectExtent t="0" r="0" b="0" l="0"/>
                   <wp:docPr id="1" name="" descr="" title=""/>
                   <wp:cNvGraphicFramePr>
@@ -485,7 +733,7 @@
                         <pic:spPr bwMode="auto">
                           <a:xfrm>
                             <a:off x="0" y="0"/>
-                            <a:ext cx="1047750" cy="790575"/>
+                            <a:ext cx="876300" cy="657225"/>
                           </a:xfrm>
                           <a:prstGeom prst="rect">
                             <a:avLst/>
@@ -498,32 +746,108 @@
               </w:drawing>
             </w:r>
           </w:p>
-        </w:tc>
-        <w:tc>
-          <w:tcPr>
-            <w:tcW w:type="dxa" w:w="7560"/>
-            <w:tcMar>
-              <w:top w:type="dxa" w:w="100"/>
-              <w:left w:type="dxa" w:w="40"/>
-              <w:bottom w:type="dxa" w:w="100"/>
-              <w:right w:type="dxa" w:w="40"/>
-            </w:tcMar>
-            <w:vAlign w:val="center"/>
-          </w:tcPr>
-          <w:p>
-            <w:pPr>
-              <w:spacing w:after="50"/>
+          <w:p>
+            <w:pPr>
+              <w:spacing w:after="0"/>
+            </w:pPr>
+            <w:r>
+              <w:rPr>
+                <w:i/>
+                <w:iCs/>
+                <w:color w:val="5F6F80"/>
+                <w:sz w:val="18"/>
+                <w:szCs w:val="18"/>
+              </w:rPr>
+              <w:t xml:space="preserve">A box from Q1 to Q3 with a line at the median, and whiskers from min to max</w:t>
+            </w:r>
+          </w:p>
+        </w:tc>
+      </w:tr>
+      <w:tr>
+        <w:trPr>
+          <w:cantSplit/>
+        </w:trPr>
+        <w:tc>
+          <w:tcPr>
+            <w:tcW w:type="dxa" w:w="1800"/>
+            <w:tcMar>
+              <w:top w:type="dxa" w:w="80"/>
+              <w:left w:type="dxa" w:w="100"/>
+              <w:bottom w:type="dxa" w:w="80"/>
+              <w:right w:type="dxa" w:w="100"/>
+            </w:tcMar>
+            <w:vAlign w:val="top"/>
+          </w:tcPr>
+          <w:p>
+            <w:pPr>
+              <w:spacing w:after="30"/>
             </w:pPr>
             <w:r>
               <w:rPr>
                 <w:b/>
                 <w:bCs/>
                 <w:color w:val="12355B"/>
-                <w:sz w:val="24"/>
-                <w:szCs w:val="24"/>
-              </w:rPr>
-              <w:t xml:space="preserve">Box Plot</w:t>
-            </w:r>
+                <w:sz w:val="21"/>
+                <w:szCs w:val="21"/>
+              </w:rPr>
+              <w:t xml:space="preserve">Median</w:t>
+            </w:r>
+          </w:p>
+          <w:p>
+            <w:pPr>
+              <w:spacing w:after="0"/>
+            </w:pPr>
+            <w:r>
+              <w:rPr>
+                <w:i/>
+                <w:iCs/>
+                <w:color w:val="5F6F80"/>
+                <w:sz w:val="18"/>
+                <w:szCs w:val="18"/>
+              </w:rPr>
+              <w:t xml:space="preserve">Mediana</w:t>
+            </w:r>
+          </w:p>
+        </w:tc>
+        <w:tc>
+          <w:tcPr>
+            <w:tcW w:type="dxa" w:w="3160"/>
+            <w:tcMar>
+              <w:top w:type="dxa" w:w="80"/>
+              <w:left w:type="dxa" w:w="100"/>
+              <w:bottom w:type="dxa" w:w="80"/>
+              <w:right w:type="dxa" w:w="100"/>
+            </w:tcMar>
+            <w:vAlign w:val="top"/>
+          </w:tcPr>
+          <w:p>
+            <w:pPr>
+              <w:spacing w:after="0"/>
+            </w:pPr>
+            <w:r>
+              <w:rPr>
+                <w:sz w:val="20"/>
+                <w:szCs w:val="20"/>
+              </w:rPr>
+              <w:t xml:space="preserve">The middle number when you put them in order.</w:t>
+            </w:r>
+          </w:p>
+        </w:tc>
+        <w:tc>
+          <w:tcPr>
+            <w:tcW w:type="dxa" w:w="2200"/>
+            <w:tcMar>
+              <w:top w:type="dxa" w:w="80"/>
+              <w:left w:type="dxa" w:w="100"/>
+              <w:bottom w:type="dxa" w:w="80"/>
+              <w:right w:type="dxa" w:w="100"/>
+            </w:tcMar>
+            <w:vAlign w:val="top"/>
+          </w:tcPr>
+          <w:p>
+            <w:pPr>
+              <w:spacing w:after="40"/>
+            </w:pPr>
             <w:r>
               <w:rPr>
                 <w:i/>
@@ -532,89 +856,41 @@
                 <w:sz w:val="19"/>
                 <w:szCs w:val="19"/>
               </w:rPr>
-              <w:t xml:space="preserve">   Diagrama de caja</w:t>
-            </w:r>
-          </w:p>
+              <w:t xml:space="preserve">Not Median: write a counter-example that breaks the definition.</w:t>
+            </w:r>
+          </w:p>
+          <w:p>
+            <w:pPr>
+              <w:pBdr>
+                <w:bottom w:val="single" w:color="AFBECC" w:sz="6"/>
+              </w:pBdr>
+              <w:spacing w:after="30" w:before="150"/>
+            </w:pPr>
+            <w:r>
+              <w:t xml:space="preserve"/>
+            </w:r>
+          </w:p>
+        </w:tc>
+        <w:tc>
+          <w:tcPr>
+            <w:tcW w:type="dxa" w:w="2200"/>
+            <w:tcMar>
+              <w:top w:type="dxa" w:w="80"/>
+              <w:left w:type="dxa" w:w="100"/>
+              <w:bottom w:type="dxa" w:w="80"/>
+              <w:right w:type="dxa" w:w="100"/>
+            </w:tcMar>
+            <w:vAlign w:val="top"/>
+          </w:tcPr>
           <w:p>
             <w:pPr>
               <w:spacing w:after="40"/>
-            </w:pPr>
-            <w:r>
-              <w:rPr>
-                <w:sz w:val="21"/>
-                <w:szCs w:val="21"/>
-              </w:rPr>
-              <w:t xml:space="preserve">A graph that shows how data is spread using five key numbers.</w:t>
-            </w:r>
-          </w:p>
-          <w:p>
-            <w:pPr>
-              <w:spacing w:after="0"/>
-            </w:pPr>
-            <w:r>
-              <w:rPr>
-                <w:b/>
-                <w:bCs/>
-                <w:color w:val="1FA6A2"/>
-                <w:sz w:val="18"/>
-                <w:szCs w:val="18"/>
-              </w:rPr>
-              <w:t xml:space="preserve">Example:  </w:t>
-            </w:r>
-            <w:r>
-              <w:rPr>
-                <w:i/>
-                <w:iCs/>
-                <w:color w:val="5F6F80"/>
-                <w:sz w:val="18"/>
-                <w:szCs w:val="18"/>
-              </w:rPr>
-              <w:t xml:space="preserve">A box from Q1 to Q3 with a line at the median, and whiskers from min to max</w:t>
-            </w:r>
-          </w:p>
-        </w:tc>
-      </w:tr>
-    </w:tbl>
-    <w:tbl>
-      <w:tblPr>
-        <w:tblW w:type="pct" w:w="100%"/>
-        <w:tblBorders>
-          <w:top w:val="none" w:color="FFFFFF" w:sz="0"/>
-          <w:left w:val="none" w:color="FFFFFF" w:sz="0"/>
-          <w:bottom w:val="single" w:color="C7D2DD" w:sz="4"/>
-          <w:right w:val="none" w:color="FFFFFF" w:sz="0"/>
-          <w:insideH w:val="none" w:color="FFFFFF" w:sz="0"/>
-          <w:insideV w:val="none" w:color="FFFFFF" w:sz="0"/>
-        </w:tblBorders>
-      </w:tblPr>
-      <w:tblGrid>
-        <w:gridCol w:w="1800"/>
-        <w:gridCol w:w="7560"/>
-      </w:tblGrid>
-      <w:tr>
-        <w:trPr>
-          <w:cantSplit/>
-        </w:trPr>
-        <w:tc>
-          <w:tcPr>
-            <w:tcW w:type="dxa" w:w="1800"/>
-            <w:tcMar>
-              <w:top w:type="dxa" w:w="100"/>
-              <w:left w:type="dxa" w:w="40"/>
-              <w:bottom w:type="dxa" w:w="100"/>
-              <w:right w:type="dxa" w:w="120"/>
-            </w:tcMar>
-            <w:vAlign w:val="center"/>
-          </w:tcPr>
-          <w:p>
-            <w:pPr>
-              <w:spacing w:after="0"/>
               <w:jc w:val="center"/>
             </w:pPr>
             <w:r>
               <w:drawing>
                 <wp:inline distT="0" distB="0" distL="0" distR="0">
-                  <wp:extent cx="1047750" cy="790575"/>
+                  <wp:extent cx="876300" cy="657225"/>
                   <wp:effectExtent t="0" r="0" b="0" l="0"/>
                   <wp:docPr id="1" name="" descr="" title=""/>
                   <wp:cNvGraphicFramePr>
@@ -639,7 +915,7 @@
                         <pic:spPr bwMode="auto">
                           <a:xfrm>
                             <a:off x="0" y="0"/>
-                            <a:ext cx="1047750" cy="790575"/>
+                            <a:ext cx="876300" cy="657225"/>
                           </a:xfrm>
                           <a:prstGeom prst="rect">
                             <a:avLst/>
@@ -652,32 +928,108 @@
               </w:drawing>
             </w:r>
           </w:p>
-        </w:tc>
-        <w:tc>
-          <w:tcPr>
-            <w:tcW w:type="dxa" w:w="7560"/>
-            <w:tcMar>
-              <w:top w:type="dxa" w:w="100"/>
-              <w:left w:type="dxa" w:w="40"/>
-              <w:bottom w:type="dxa" w:w="100"/>
-              <w:right w:type="dxa" w:w="40"/>
-            </w:tcMar>
-            <w:vAlign w:val="center"/>
-          </w:tcPr>
-          <w:p>
-            <w:pPr>
-              <w:spacing w:after="50"/>
+          <w:p>
+            <w:pPr>
+              <w:spacing w:after="0"/>
+            </w:pPr>
+            <w:r>
+              <w:rPr>
+                <w:i/>
+                <w:iCs/>
+                <w:color w:val="5F6F80"/>
+                <w:sz w:val="18"/>
+                <w:szCs w:val="18"/>
+              </w:rPr>
+              <w:t xml:space="preserve">Data: 10, 15, 20, 25, 30 → median is 20 (the 3rd value)</w:t>
+            </w:r>
+          </w:p>
+        </w:tc>
+      </w:tr>
+      <w:tr>
+        <w:trPr>
+          <w:cantSplit/>
+        </w:trPr>
+        <w:tc>
+          <w:tcPr>
+            <w:tcW w:type="dxa" w:w="1800"/>
+            <w:tcMar>
+              <w:top w:type="dxa" w:w="80"/>
+              <w:left w:type="dxa" w:w="100"/>
+              <w:bottom w:type="dxa" w:w="80"/>
+              <w:right w:type="dxa" w:w="100"/>
+            </w:tcMar>
+            <w:vAlign w:val="top"/>
+          </w:tcPr>
+          <w:p>
+            <w:pPr>
+              <w:spacing w:after="30"/>
             </w:pPr>
             <w:r>
               <w:rPr>
                 <w:b/>
                 <w:bCs/>
                 <w:color w:val="12355B"/>
-                <w:sz w:val="24"/>
-                <w:szCs w:val="24"/>
-              </w:rPr>
-              <w:t xml:space="preserve">Median</w:t>
-            </w:r>
+                <w:sz w:val="21"/>
+                <w:szCs w:val="21"/>
+              </w:rPr>
+              <w:t xml:space="preserve">Quartile</w:t>
+            </w:r>
+          </w:p>
+          <w:p>
+            <w:pPr>
+              <w:spacing w:after="0"/>
+            </w:pPr>
+            <w:r>
+              <w:rPr>
+                <w:i/>
+                <w:iCs/>
+                <w:color w:val="5F6F80"/>
+                <w:sz w:val="18"/>
+                <w:szCs w:val="18"/>
+              </w:rPr>
+              <w:t xml:space="preserve">Cuartil</w:t>
+            </w:r>
+          </w:p>
+        </w:tc>
+        <w:tc>
+          <w:tcPr>
+            <w:tcW w:type="dxa" w:w="3160"/>
+            <w:tcMar>
+              <w:top w:type="dxa" w:w="80"/>
+              <w:left w:type="dxa" w:w="100"/>
+              <w:bottom w:type="dxa" w:w="80"/>
+              <w:right w:type="dxa" w:w="100"/>
+            </w:tcMar>
+            <w:vAlign w:val="top"/>
+          </w:tcPr>
+          <w:p>
+            <w:pPr>
+              <w:spacing w:after="0"/>
+            </w:pPr>
+            <w:r>
+              <w:rPr>
+                <w:sz w:val="20"/>
+                <w:szCs w:val="20"/>
+              </w:rPr>
+              <w:t xml:space="preserve">Numbers that split the data into four equal parts.</w:t>
+            </w:r>
+          </w:p>
+        </w:tc>
+        <w:tc>
+          <w:tcPr>
+            <w:tcW w:type="dxa" w:w="2200"/>
+            <w:tcMar>
+              <w:top w:type="dxa" w:w="80"/>
+              <w:left w:type="dxa" w:w="100"/>
+              <w:bottom w:type="dxa" w:w="80"/>
+              <w:right w:type="dxa" w:w="100"/>
+            </w:tcMar>
+            <w:vAlign w:val="top"/>
+          </w:tcPr>
+          <w:p>
+            <w:pPr>
+              <w:spacing w:after="40"/>
+            </w:pPr>
             <w:r>
               <w:rPr>
                 <w:i/>
@@ -686,89 +1038,41 @@
                 <w:sz w:val="19"/>
                 <w:szCs w:val="19"/>
               </w:rPr>
-              <w:t xml:space="preserve">   Mediana</w:t>
-            </w:r>
-          </w:p>
+              <w:t xml:space="preserve">Not Quartile: write a counter-example that breaks the definition.</w:t>
+            </w:r>
+          </w:p>
+          <w:p>
+            <w:pPr>
+              <w:pBdr>
+                <w:bottom w:val="single" w:color="AFBECC" w:sz="6"/>
+              </w:pBdr>
+              <w:spacing w:after="30" w:before="150"/>
+            </w:pPr>
+            <w:r>
+              <w:t xml:space="preserve"/>
+            </w:r>
+          </w:p>
+        </w:tc>
+        <w:tc>
+          <w:tcPr>
+            <w:tcW w:type="dxa" w:w="2200"/>
+            <w:tcMar>
+              <w:top w:type="dxa" w:w="80"/>
+              <w:left w:type="dxa" w:w="100"/>
+              <w:bottom w:type="dxa" w:w="80"/>
+              <w:right w:type="dxa" w:w="100"/>
+            </w:tcMar>
+            <w:vAlign w:val="top"/>
+          </w:tcPr>
           <w:p>
             <w:pPr>
               <w:spacing w:after="40"/>
-            </w:pPr>
-            <w:r>
-              <w:rPr>
-                <w:sz w:val="21"/>
-                <w:szCs w:val="21"/>
-              </w:rPr>
-              <w:t xml:space="preserve">The middle number when you put them in order.</w:t>
-            </w:r>
-          </w:p>
-          <w:p>
-            <w:pPr>
-              <w:spacing w:after="0"/>
-            </w:pPr>
-            <w:r>
-              <w:rPr>
-                <w:b/>
-                <w:bCs/>
-                <w:color w:val="1FA6A2"/>
-                <w:sz w:val="18"/>
-                <w:szCs w:val="18"/>
-              </w:rPr>
-              <w:t xml:space="preserve">Example:  </w:t>
-            </w:r>
-            <w:r>
-              <w:rPr>
-                <w:i/>
-                <w:iCs/>
-                <w:color w:val="5F6F80"/>
-                <w:sz w:val="18"/>
-                <w:szCs w:val="18"/>
-              </w:rPr>
-              <w:t xml:space="preserve">Data: 10, 15, 20, 25, 30 → median is 20 (the 3rd value)</w:t>
-            </w:r>
-          </w:p>
-        </w:tc>
-      </w:tr>
-    </w:tbl>
-    <w:tbl>
-      <w:tblPr>
-        <w:tblW w:type="pct" w:w="100%"/>
-        <w:tblBorders>
-          <w:top w:val="none" w:color="FFFFFF" w:sz="0"/>
-          <w:left w:val="none" w:color="FFFFFF" w:sz="0"/>
-          <w:bottom w:val="single" w:color="C7D2DD" w:sz="4"/>
-          <w:right w:val="none" w:color="FFFFFF" w:sz="0"/>
-          <w:insideH w:val="none" w:color="FFFFFF" w:sz="0"/>
-          <w:insideV w:val="none" w:color="FFFFFF" w:sz="0"/>
-        </w:tblBorders>
-      </w:tblPr>
-      <w:tblGrid>
-        <w:gridCol w:w="1800"/>
-        <w:gridCol w:w="7560"/>
-      </w:tblGrid>
-      <w:tr>
-        <w:trPr>
-          <w:cantSplit/>
-        </w:trPr>
-        <w:tc>
-          <w:tcPr>
-            <w:tcW w:type="dxa" w:w="1800"/>
-            <w:tcMar>
-              <w:top w:type="dxa" w:w="100"/>
-              <w:left w:type="dxa" w:w="40"/>
-              <w:bottom w:type="dxa" w:w="100"/>
-              <w:right w:type="dxa" w:w="120"/>
-            </w:tcMar>
-            <w:vAlign w:val="center"/>
-          </w:tcPr>
-          <w:p>
-            <w:pPr>
-              <w:spacing w:after="0"/>
               <w:jc w:val="center"/>
             </w:pPr>
             <w:r>
               <w:drawing>
                 <wp:inline distT="0" distB="0" distL="0" distR="0">
-                  <wp:extent cx="1047750" cy="790575"/>
+                  <wp:extent cx="876300" cy="657225"/>
                   <wp:effectExtent t="0" r="0" b="0" l="0"/>
                   <wp:docPr id="1" name="" descr="" title=""/>
                   <wp:cNvGraphicFramePr>
@@ -793,7 +1097,7 @@
                         <pic:spPr bwMode="auto">
                           <a:xfrm>
                             <a:off x="0" y="0"/>
-                            <a:ext cx="1047750" cy="790575"/>
+                            <a:ext cx="876300" cy="657225"/>
                           </a:xfrm>
                           <a:prstGeom prst="rect">
                             <a:avLst/>
@@ -806,32 +1110,108 @@
               </w:drawing>
             </w:r>
           </w:p>
-        </w:tc>
-        <w:tc>
-          <w:tcPr>
-            <w:tcW w:type="dxa" w:w="7560"/>
-            <w:tcMar>
-              <w:top w:type="dxa" w:w="100"/>
-              <w:left w:type="dxa" w:w="40"/>
-              <w:bottom w:type="dxa" w:w="100"/>
-              <w:right w:type="dxa" w:w="40"/>
-            </w:tcMar>
-            <w:vAlign w:val="center"/>
-          </w:tcPr>
-          <w:p>
-            <w:pPr>
-              <w:spacing w:after="50"/>
+          <w:p>
+            <w:pPr>
+              <w:spacing w:after="0"/>
+            </w:pPr>
+            <w:r>
+              <w:rPr>
+                <w:i/>
+                <w:iCs/>
+                <w:color w:val="5F6F80"/>
+                <w:sz w:val="18"/>
+                <w:szCs w:val="18"/>
+              </w:rPr>
+              <w:t xml:space="preserve">Data: 2, 4, 6, 8, 10, 12, 14 → Q1 = 4 (median of lower half), Q3 = 12 (median of upper half)</w:t>
+            </w:r>
+          </w:p>
+        </w:tc>
+      </w:tr>
+      <w:tr>
+        <w:trPr>
+          <w:cantSplit/>
+        </w:trPr>
+        <w:tc>
+          <w:tcPr>
+            <w:tcW w:type="dxa" w:w="1800"/>
+            <w:tcMar>
+              <w:top w:type="dxa" w:w="80"/>
+              <w:left w:type="dxa" w:w="100"/>
+              <w:bottom w:type="dxa" w:w="80"/>
+              <w:right w:type="dxa" w:w="100"/>
+            </w:tcMar>
+            <w:vAlign w:val="top"/>
+          </w:tcPr>
+          <w:p>
+            <w:pPr>
+              <w:spacing w:after="30"/>
             </w:pPr>
             <w:r>
               <w:rPr>
                 <w:b/>
                 <w:bCs/>
                 <w:color w:val="12355B"/>
-                <w:sz w:val="24"/>
-                <w:szCs w:val="24"/>
-              </w:rPr>
-              <w:t xml:space="preserve">Quartile</w:t>
-            </w:r>
+                <w:sz w:val="21"/>
+                <w:szCs w:val="21"/>
+              </w:rPr>
+              <w:t xml:space="preserve">Interquartile Range</w:t>
+            </w:r>
+          </w:p>
+          <w:p>
+            <w:pPr>
+              <w:spacing w:after="0"/>
+            </w:pPr>
+            <w:r>
+              <w:rPr>
+                <w:i/>
+                <w:iCs/>
+                <w:color w:val="5F6F80"/>
+                <w:sz w:val="18"/>
+                <w:szCs w:val="18"/>
+              </w:rPr>
+              <w:t xml:space="preserve">Rango intercuartílico</w:t>
+            </w:r>
+          </w:p>
+        </w:tc>
+        <w:tc>
+          <w:tcPr>
+            <w:tcW w:type="dxa" w:w="3160"/>
+            <w:tcMar>
+              <w:top w:type="dxa" w:w="80"/>
+              <w:left w:type="dxa" w:w="100"/>
+              <w:bottom w:type="dxa" w:w="80"/>
+              <w:right w:type="dxa" w:w="100"/>
+            </w:tcMar>
+            <w:vAlign w:val="top"/>
+          </w:tcPr>
+          <w:p>
+            <w:pPr>
+              <w:spacing w:after="0"/>
+            </w:pPr>
+            <w:r>
+              <w:rPr>
+                <w:sz w:val="20"/>
+                <w:szCs w:val="20"/>
+              </w:rPr>
+              <w:t xml:space="preserve">The spread of the middle half of the data (Q3 − Q1).</w:t>
+            </w:r>
+          </w:p>
+        </w:tc>
+        <w:tc>
+          <w:tcPr>
+            <w:tcW w:type="dxa" w:w="2200"/>
+            <w:tcMar>
+              <w:top w:type="dxa" w:w="80"/>
+              <w:left w:type="dxa" w:w="100"/>
+              <w:bottom w:type="dxa" w:w="80"/>
+              <w:right w:type="dxa" w:w="100"/>
+            </w:tcMar>
+            <w:vAlign w:val="top"/>
+          </w:tcPr>
+          <w:p>
+            <w:pPr>
+              <w:spacing w:after="40"/>
+            </w:pPr>
             <w:r>
               <w:rPr>
                 <w:i/>
@@ -840,89 +1220,41 @@
                 <w:sz w:val="19"/>
                 <w:szCs w:val="19"/>
               </w:rPr>
-              <w:t xml:space="preserve">   Cuartil</w:t>
-            </w:r>
-          </w:p>
+              <w:t xml:space="preserve">Not Interquartile Range: write a counter-example that breaks the definition.</w:t>
+            </w:r>
+          </w:p>
+          <w:p>
+            <w:pPr>
+              <w:pBdr>
+                <w:bottom w:val="single" w:color="AFBECC" w:sz="6"/>
+              </w:pBdr>
+              <w:spacing w:after="30" w:before="150"/>
+            </w:pPr>
+            <w:r>
+              <w:t xml:space="preserve"/>
+            </w:r>
+          </w:p>
+        </w:tc>
+        <w:tc>
+          <w:tcPr>
+            <w:tcW w:type="dxa" w:w="2200"/>
+            <w:tcMar>
+              <w:top w:type="dxa" w:w="80"/>
+              <w:left w:type="dxa" w:w="100"/>
+              <w:bottom w:type="dxa" w:w="80"/>
+              <w:right w:type="dxa" w:w="100"/>
+            </w:tcMar>
+            <w:vAlign w:val="top"/>
+          </w:tcPr>
           <w:p>
             <w:pPr>
               <w:spacing w:after="40"/>
-            </w:pPr>
-            <w:r>
-              <w:rPr>
-                <w:sz w:val="21"/>
-                <w:szCs w:val="21"/>
-              </w:rPr>
-              <w:t xml:space="preserve">Numbers that split the data into four equal parts.</w:t>
-            </w:r>
-          </w:p>
-          <w:p>
-            <w:pPr>
-              <w:spacing w:after="0"/>
-            </w:pPr>
-            <w:r>
-              <w:rPr>
-                <w:b/>
-                <w:bCs/>
-                <w:color w:val="1FA6A2"/>
-                <w:sz w:val="18"/>
-                <w:szCs w:val="18"/>
-              </w:rPr>
-              <w:t xml:space="preserve">Example:  </w:t>
-            </w:r>
-            <w:r>
-              <w:rPr>
-                <w:i/>
-                <w:iCs/>
-                <w:color w:val="5F6F80"/>
-                <w:sz w:val="18"/>
-                <w:szCs w:val="18"/>
-              </w:rPr>
-              <w:t xml:space="preserve">Data: 2, 4, 6, 8, 10, 12, 14 → Q1 = 4 (median of lower half), Q3 = 12 (median of upper half)</w:t>
-            </w:r>
-          </w:p>
-        </w:tc>
-      </w:tr>
-    </w:tbl>
-    <w:tbl>
-      <w:tblPr>
-        <w:tblW w:type="pct" w:w="100%"/>
-        <w:tblBorders>
-          <w:top w:val="none" w:color="FFFFFF" w:sz="0"/>
-          <w:left w:val="none" w:color="FFFFFF" w:sz="0"/>
-          <w:bottom w:val="single" w:color="C7D2DD" w:sz="4"/>
-          <w:right w:val="none" w:color="FFFFFF" w:sz="0"/>
-          <w:insideH w:val="none" w:color="FFFFFF" w:sz="0"/>
-          <w:insideV w:val="none" w:color="FFFFFF" w:sz="0"/>
-        </w:tblBorders>
-      </w:tblPr>
-      <w:tblGrid>
-        <w:gridCol w:w="1800"/>
-        <w:gridCol w:w="7560"/>
-      </w:tblGrid>
-      <w:tr>
-        <w:trPr>
-          <w:cantSplit/>
-        </w:trPr>
-        <w:tc>
-          <w:tcPr>
-            <w:tcW w:type="dxa" w:w="1800"/>
-            <w:tcMar>
-              <w:top w:type="dxa" w:w="100"/>
-              <w:left w:type="dxa" w:w="40"/>
-              <w:bottom w:type="dxa" w:w="100"/>
-              <w:right w:type="dxa" w:w="120"/>
-            </w:tcMar>
-            <w:vAlign w:val="center"/>
-          </w:tcPr>
-          <w:p>
-            <w:pPr>
-              <w:spacing w:after="0"/>
               <w:jc w:val="center"/>
             </w:pPr>
             <w:r>
               <w:drawing>
                 <wp:inline distT="0" distB="0" distL="0" distR="0">
-                  <wp:extent cx="1047750" cy="790575"/>
+                  <wp:extent cx="876300" cy="657225"/>
                   <wp:effectExtent t="0" r="0" b="0" l="0"/>
                   <wp:docPr id="1" name="" descr="" title=""/>
                   <wp:cNvGraphicFramePr>
@@ -947,7 +1279,7 @@
                         <pic:spPr bwMode="auto">
                           <a:xfrm>
                             <a:off x="0" y="0"/>
-                            <a:ext cx="1047750" cy="790575"/>
+                            <a:ext cx="876300" cy="657225"/>
                           </a:xfrm>
                           <a:prstGeom prst="rect">
                             <a:avLst/>
@@ -960,32 +1292,108 @@
               </w:drawing>
             </w:r>
           </w:p>
-        </w:tc>
-        <w:tc>
-          <w:tcPr>
-            <w:tcW w:type="dxa" w:w="7560"/>
-            <w:tcMar>
-              <w:top w:type="dxa" w:w="100"/>
-              <w:left w:type="dxa" w:w="40"/>
-              <w:bottom w:type="dxa" w:w="100"/>
-              <w:right w:type="dxa" w:w="40"/>
-            </w:tcMar>
-            <w:vAlign w:val="center"/>
-          </w:tcPr>
-          <w:p>
-            <w:pPr>
-              <w:spacing w:after="50"/>
+          <w:p>
+            <w:pPr>
+              <w:spacing w:after="0"/>
+            </w:pPr>
+            <w:r>
+              <w:rPr>
+                <w:i/>
+                <w:iCs/>
+                <w:color w:val="5F6F80"/>
+                <w:sz w:val="18"/>
+                <w:szCs w:val="18"/>
+              </w:rPr>
+              <w:t xml:space="preserve">If Q1 = 12 and Q3 = 20, then IQR = 20 − 12 = 8 — the middle 50% spans 8 units</w:t>
+            </w:r>
+          </w:p>
+        </w:tc>
+      </w:tr>
+      <w:tr>
+        <w:trPr>
+          <w:cantSplit/>
+        </w:trPr>
+        <w:tc>
+          <w:tcPr>
+            <w:tcW w:type="dxa" w:w="1800"/>
+            <w:tcMar>
+              <w:top w:type="dxa" w:w="80"/>
+              <w:left w:type="dxa" w:w="100"/>
+              <w:bottom w:type="dxa" w:w="80"/>
+              <w:right w:type="dxa" w:w="100"/>
+            </w:tcMar>
+            <w:vAlign w:val="top"/>
+          </w:tcPr>
+          <w:p>
+            <w:pPr>
+              <w:spacing w:after="30"/>
             </w:pPr>
             <w:r>
               <w:rPr>
                 <w:b/>
                 <w:bCs/>
                 <w:color w:val="12355B"/>
-                <w:sz w:val="24"/>
-                <w:szCs w:val="24"/>
-              </w:rPr>
-              <w:t xml:space="preserve">Interquartile Range</w:t>
-            </w:r>
+                <w:sz w:val="21"/>
+                <w:szCs w:val="21"/>
+              </w:rPr>
+              <w:t xml:space="preserve">Data distribution</w:t>
+            </w:r>
+          </w:p>
+          <w:p>
+            <w:pPr>
+              <w:spacing w:after="0"/>
+            </w:pPr>
+            <w:r>
+              <w:rPr>
+                <w:i/>
+                <w:iCs/>
+                <w:color w:val="5F6F80"/>
+                <w:sz w:val="18"/>
+                <w:szCs w:val="18"/>
+              </w:rPr>
+              <w:t xml:space="preserve">Distribución de datos</w:t>
+            </w:r>
+          </w:p>
+        </w:tc>
+        <w:tc>
+          <w:tcPr>
+            <w:tcW w:type="dxa" w:w="3160"/>
+            <w:tcMar>
+              <w:top w:type="dxa" w:w="80"/>
+              <w:left w:type="dxa" w:w="100"/>
+              <w:bottom w:type="dxa" w:w="80"/>
+              <w:right w:type="dxa" w:w="100"/>
+            </w:tcMar>
+            <w:vAlign w:val="top"/>
+          </w:tcPr>
+          <w:p>
+            <w:pPr>
+              <w:spacing w:after="0"/>
+            </w:pPr>
+            <w:r>
+              <w:rPr>
+                <w:sz w:val="20"/>
+                <w:szCs w:val="20"/>
+              </w:rPr>
+              <w:t xml:space="preserve">How the data looks: where it sits and how spread out it is.</w:t>
+            </w:r>
+          </w:p>
+        </w:tc>
+        <w:tc>
+          <w:tcPr>
+            <w:tcW w:type="dxa" w:w="2200"/>
+            <w:tcMar>
+              <w:top w:type="dxa" w:w="80"/>
+              <w:left w:type="dxa" w:w="100"/>
+              <w:bottom w:type="dxa" w:w="80"/>
+              <w:right w:type="dxa" w:w="100"/>
+            </w:tcMar>
+            <w:vAlign w:val="top"/>
+          </w:tcPr>
+          <w:p>
+            <w:pPr>
+              <w:spacing w:after="40"/>
+            </w:pPr>
             <w:r>
               <w:rPr>
                 <w:i/>
@@ -994,89 +1402,41 @@
                 <w:sz w:val="19"/>
                 <w:szCs w:val="19"/>
               </w:rPr>
-              <w:t xml:space="preserve">   Rango intercuartílico</w:t>
-            </w:r>
-          </w:p>
+              <w:t xml:space="preserve">Not Data distribution: write a counter-example that breaks the definition.</w:t>
+            </w:r>
+          </w:p>
+          <w:p>
+            <w:pPr>
+              <w:pBdr>
+                <w:bottom w:val="single" w:color="AFBECC" w:sz="6"/>
+              </w:pBdr>
+              <w:spacing w:after="30" w:before="150"/>
+            </w:pPr>
+            <w:r>
+              <w:t xml:space="preserve"/>
+            </w:r>
+          </w:p>
+        </w:tc>
+        <w:tc>
+          <w:tcPr>
+            <w:tcW w:type="dxa" w:w="2200"/>
+            <w:tcMar>
+              <w:top w:type="dxa" w:w="80"/>
+              <w:left w:type="dxa" w:w="100"/>
+              <w:bottom w:type="dxa" w:w="80"/>
+              <w:right w:type="dxa" w:w="100"/>
+            </w:tcMar>
+            <w:vAlign w:val="top"/>
+          </w:tcPr>
           <w:p>
             <w:pPr>
               <w:spacing w:after="40"/>
-            </w:pPr>
-            <w:r>
-              <w:rPr>
-                <w:sz w:val="21"/>
-                <w:szCs w:val="21"/>
-              </w:rPr>
-              <w:t xml:space="preserve">The spread of the middle half of the data (Q3 − Q1).</w:t>
-            </w:r>
-          </w:p>
-          <w:p>
-            <w:pPr>
-              <w:spacing w:after="0"/>
-            </w:pPr>
-            <w:r>
-              <w:rPr>
-                <w:b/>
-                <w:bCs/>
-                <w:color w:val="1FA6A2"/>
-                <w:sz w:val="18"/>
-                <w:szCs w:val="18"/>
-              </w:rPr>
-              <w:t xml:space="preserve">Example:  </w:t>
-            </w:r>
-            <w:r>
-              <w:rPr>
-                <w:i/>
-                <w:iCs/>
-                <w:color w:val="5F6F80"/>
-                <w:sz w:val="18"/>
-                <w:szCs w:val="18"/>
-              </w:rPr>
-              <w:t xml:space="preserve">If Q1 = 12 and Q3 = 20, then IQR = 20 − 12 = 8 — the middle 50% spans 8 units</w:t>
-            </w:r>
-          </w:p>
-        </w:tc>
-      </w:tr>
-    </w:tbl>
-    <w:tbl>
-      <w:tblPr>
-        <w:tblW w:type="pct" w:w="100%"/>
-        <w:tblBorders>
-          <w:top w:val="none" w:color="FFFFFF" w:sz="0"/>
-          <w:left w:val="none" w:color="FFFFFF" w:sz="0"/>
-          <w:bottom w:val="single" w:color="C7D2DD" w:sz="4"/>
-          <w:right w:val="none" w:color="FFFFFF" w:sz="0"/>
-          <w:insideH w:val="none" w:color="FFFFFF" w:sz="0"/>
-          <w:insideV w:val="none" w:color="FFFFFF" w:sz="0"/>
-        </w:tblBorders>
-      </w:tblPr>
-      <w:tblGrid>
-        <w:gridCol w:w="1800"/>
-        <w:gridCol w:w="7560"/>
-      </w:tblGrid>
-      <w:tr>
-        <w:trPr>
-          <w:cantSplit/>
-        </w:trPr>
-        <w:tc>
-          <w:tcPr>
-            <w:tcW w:type="dxa" w:w="1800"/>
-            <w:tcMar>
-              <w:top w:type="dxa" w:w="100"/>
-              <w:left w:type="dxa" w:w="40"/>
-              <w:bottom w:type="dxa" w:w="100"/>
-              <w:right w:type="dxa" w:w="120"/>
-            </w:tcMar>
-            <w:vAlign w:val="center"/>
-          </w:tcPr>
-          <w:p>
-            <w:pPr>
-              <w:spacing w:after="0"/>
               <w:jc w:val="center"/>
             </w:pPr>
             <w:r>
               <w:drawing>
                 <wp:inline distT="0" distB="0" distL="0" distR="0">
-                  <wp:extent cx="1047750" cy="790575"/>
+                  <wp:extent cx="876300" cy="657225"/>
                   <wp:effectExtent t="0" r="0" b="0" l="0"/>
                   <wp:docPr id="1" name="" descr="" title=""/>
                   <wp:cNvGraphicFramePr>
@@ -1101,7 +1461,7 @@
                         <pic:spPr bwMode="auto">
                           <a:xfrm>
                             <a:off x="0" y="0"/>
-                            <a:ext cx="1047750" cy="790575"/>
+                            <a:ext cx="876300" cy="657225"/>
                           </a:xfrm>
                           <a:prstGeom prst="rect">
                             <a:avLst/>
@@ -1114,32 +1474,108 @@
               </w:drawing>
             </w:r>
           </w:p>
-        </w:tc>
-        <w:tc>
-          <w:tcPr>
-            <w:tcW w:type="dxa" w:w="7560"/>
-            <w:tcMar>
-              <w:top w:type="dxa" w:w="100"/>
-              <w:left w:type="dxa" w:w="40"/>
-              <w:bottom w:type="dxa" w:w="100"/>
-              <w:right w:type="dxa" w:w="40"/>
-            </w:tcMar>
-            <w:vAlign w:val="center"/>
-          </w:tcPr>
-          <w:p>
-            <w:pPr>
-              <w:spacing w:after="50"/>
+          <w:p>
+            <w:pPr>
+              <w:spacing w:after="0"/>
+            </w:pPr>
+            <w:r>
+              <w:rPr>
+                <w:i/>
+                <w:iCs/>
+                <w:color w:val="5F6F80"/>
+                <w:sz w:val="18"/>
+                <w:szCs w:val="18"/>
+              </w:rPr>
+              <w:t xml:space="preserve">A box plot where the median is centered in the box shows symmetric distribution</w:t>
+            </w:r>
+          </w:p>
+        </w:tc>
+      </w:tr>
+      <w:tr>
+        <w:trPr>
+          <w:cantSplit/>
+        </w:trPr>
+        <w:tc>
+          <w:tcPr>
+            <w:tcW w:type="dxa" w:w="1800"/>
+            <w:tcMar>
+              <w:top w:type="dxa" w:w="80"/>
+              <w:left w:type="dxa" w:w="100"/>
+              <w:bottom w:type="dxa" w:w="80"/>
+              <w:right w:type="dxa" w:w="100"/>
+            </w:tcMar>
+            <w:vAlign w:val="top"/>
+          </w:tcPr>
+          <w:p>
+            <w:pPr>
+              <w:spacing w:after="30"/>
             </w:pPr>
             <w:r>
               <w:rPr>
                 <w:b/>
                 <w:bCs/>
                 <w:color w:val="12355B"/>
-                <w:sz w:val="24"/>
-                <w:szCs w:val="24"/>
-              </w:rPr>
-              <w:t xml:space="preserve">Data distribution</w:t>
-            </w:r>
+                <w:sz w:val="21"/>
+                <w:szCs w:val="21"/>
+              </w:rPr>
+              <w:t xml:space="preserve">Variability</w:t>
+            </w:r>
+          </w:p>
+          <w:p>
+            <w:pPr>
+              <w:spacing w:after="0"/>
+            </w:pPr>
+            <w:r>
+              <w:rPr>
+                <w:i/>
+                <w:iCs/>
+                <w:color w:val="5F6F80"/>
+                <w:sz w:val="18"/>
+                <w:szCs w:val="18"/>
+              </w:rPr>
+              <w:t xml:space="preserve">Variabilidad</w:t>
+            </w:r>
+          </w:p>
+        </w:tc>
+        <w:tc>
+          <w:tcPr>
+            <w:tcW w:type="dxa" w:w="3160"/>
+            <w:tcMar>
+              <w:top w:type="dxa" w:w="80"/>
+              <w:left w:type="dxa" w:w="100"/>
+              <w:bottom w:type="dxa" w:w="80"/>
+              <w:right w:type="dxa" w:w="100"/>
+            </w:tcMar>
+            <w:vAlign w:val="top"/>
+          </w:tcPr>
+          <w:p>
+            <w:pPr>
+              <w:spacing w:after="0"/>
+            </w:pPr>
+            <w:r>
+              <w:rPr>
+                <w:sz w:val="20"/>
+                <w:szCs w:val="20"/>
+              </w:rPr>
+              <w:t xml:space="preserve">How spread out the numbers are.</w:t>
+            </w:r>
+          </w:p>
+        </w:tc>
+        <w:tc>
+          <w:tcPr>
+            <w:tcW w:type="dxa" w:w="2200"/>
+            <w:tcMar>
+              <w:top w:type="dxa" w:w="80"/>
+              <w:left w:type="dxa" w:w="100"/>
+              <w:bottom w:type="dxa" w:w="80"/>
+              <w:right w:type="dxa" w:w="100"/>
+            </w:tcMar>
+            <w:vAlign w:val="top"/>
+          </w:tcPr>
+          <w:p>
+            <w:pPr>
+              <w:spacing w:after="40"/>
+            </w:pPr>
             <w:r>
               <w:rPr>
                 <w:i/>
@@ -1148,89 +1584,41 @@
                 <w:sz w:val="19"/>
                 <w:szCs w:val="19"/>
               </w:rPr>
-              <w:t xml:space="preserve">   Distribución de datos</w:t>
-            </w:r>
-          </w:p>
+              <w:t xml:space="preserve">Not Variability: write a counter-example that breaks the definition.</w:t>
+            </w:r>
+          </w:p>
+          <w:p>
+            <w:pPr>
+              <w:pBdr>
+                <w:bottom w:val="single" w:color="AFBECC" w:sz="6"/>
+              </w:pBdr>
+              <w:spacing w:after="30" w:before="150"/>
+            </w:pPr>
+            <w:r>
+              <w:t xml:space="preserve"/>
+            </w:r>
+          </w:p>
+        </w:tc>
+        <w:tc>
+          <w:tcPr>
+            <w:tcW w:type="dxa" w:w="2200"/>
+            <w:tcMar>
+              <w:top w:type="dxa" w:w="80"/>
+              <w:left w:type="dxa" w:w="100"/>
+              <w:bottom w:type="dxa" w:w="80"/>
+              <w:right w:type="dxa" w:w="100"/>
+            </w:tcMar>
+            <w:vAlign w:val="top"/>
+          </w:tcPr>
           <w:p>
             <w:pPr>
               <w:spacing w:after="40"/>
-            </w:pPr>
-            <w:r>
-              <w:rPr>
-                <w:sz w:val="21"/>
-                <w:szCs w:val="21"/>
-              </w:rPr>
-              <w:t xml:space="preserve">How the data looks: where it sits and how spread out it is.</w:t>
-            </w:r>
-          </w:p>
-          <w:p>
-            <w:pPr>
-              <w:spacing w:after="0"/>
-            </w:pPr>
-            <w:r>
-              <w:rPr>
-                <w:b/>
-                <w:bCs/>
-                <w:color w:val="1FA6A2"/>
-                <w:sz w:val="18"/>
-                <w:szCs w:val="18"/>
-              </w:rPr>
-              <w:t xml:space="preserve">Example:  </w:t>
-            </w:r>
-            <w:r>
-              <w:rPr>
-                <w:i/>
-                <w:iCs/>
-                <w:color w:val="5F6F80"/>
-                <w:sz w:val="18"/>
-                <w:szCs w:val="18"/>
-              </w:rPr>
-              <w:t xml:space="preserve">A box plot where the median is centered in the box shows symmetric distribution</w:t>
-            </w:r>
-          </w:p>
-        </w:tc>
-      </w:tr>
-    </w:tbl>
-    <w:tbl>
-      <w:tblPr>
-        <w:tblW w:type="pct" w:w="100%"/>
-        <w:tblBorders>
-          <w:top w:val="none" w:color="FFFFFF" w:sz="0"/>
-          <w:left w:val="none" w:color="FFFFFF" w:sz="0"/>
-          <w:bottom w:val="single" w:color="C7D2DD" w:sz="4"/>
-          <w:right w:val="none" w:color="FFFFFF" w:sz="0"/>
-          <w:insideH w:val="none" w:color="FFFFFF" w:sz="0"/>
-          <w:insideV w:val="none" w:color="FFFFFF" w:sz="0"/>
-        </w:tblBorders>
-      </w:tblPr>
-      <w:tblGrid>
-        <w:gridCol w:w="1800"/>
-        <w:gridCol w:w="7560"/>
-      </w:tblGrid>
-      <w:tr>
-        <w:trPr>
-          <w:cantSplit/>
-        </w:trPr>
-        <w:tc>
-          <w:tcPr>
-            <w:tcW w:type="dxa" w:w="1800"/>
-            <w:tcMar>
-              <w:top w:type="dxa" w:w="100"/>
-              <w:left w:type="dxa" w:w="40"/>
-              <w:bottom w:type="dxa" w:w="100"/>
-              <w:right w:type="dxa" w:w="120"/>
-            </w:tcMar>
-            <w:vAlign w:val="center"/>
-          </w:tcPr>
-          <w:p>
-            <w:pPr>
-              <w:spacing w:after="0"/>
               <w:jc w:val="center"/>
             </w:pPr>
             <w:r>
               <w:drawing>
                 <wp:inline distT="0" distB="0" distL="0" distR="0">
-                  <wp:extent cx="1047750" cy="790575"/>
+                  <wp:extent cx="876300" cy="657225"/>
                   <wp:effectExtent t="0" r="0" b="0" l="0"/>
                   <wp:docPr id="1" name="" descr="" title=""/>
                   <wp:cNvGraphicFramePr>
@@ -1255,7 +1643,7 @@
                         <pic:spPr bwMode="auto">
                           <a:xfrm>
                             <a:off x="0" y="0"/>
-                            <a:ext cx="1047750" cy="790575"/>
+                            <a:ext cx="876300" cy="657225"/>
                           </a:xfrm>
                           <a:prstGeom prst="rect">
                             <a:avLst/>
@@ -1268,32 +1656,108 @@
               </w:drawing>
             </w:r>
           </w:p>
-        </w:tc>
-        <w:tc>
-          <w:tcPr>
-            <w:tcW w:type="dxa" w:w="7560"/>
-            <w:tcMar>
-              <w:top w:type="dxa" w:w="100"/>
-              <w:left w:type="dxa" w:w="40"/>
-              <w:bottom w:type="dxa" w:w="100"/>
-              <w:right w:type="dxa" w:w="40"/>
-            </w:tcMar>
-            <w:vAlign w:val="center"/>
-          </w:tcPr>
-          <w:p>
-            <w:pPr>
-              <w:spacing w:after="50"/>
+          <w:p>
+            <w:pPr>
+              <w:spacing w:after="0"/>
+            </w:pPr>
+            <w:r>
+              <w:rPr>
+                <w:i/>
+                <w:iCs/>
+                <w:color w:val="5F6F80"/>
+                <w:sz w:val="18"/>
+                <w:szCs w:val="18"/>
+              </w:rPr>
+              <w:t xml:space="preserve">Small IQR = low variability in the middle 50%. Large IQR = high variability</w:t>
+            </w:r>
+          </w:p>
+        </w:tc>
+      </w:tr>
+      <w:tr>
+        <w:trPr>
+          <w:cantSplit/>
+        </w:trPr>
+        <w:tc>
+          <w:tcPr>
+            <w:tcW w:type="dxa" w:w="1800"/>
+            <w:tcMar>
+              <w:top w:type="dxa" w:w="80"/>
+              <w:left w:type="dxa" w:w="100"/>
+              <w:bottom w:type="dxa" w:w="80"/>
+              <w:right w:type="dxa" w:w="100"/>
+            </w:tcMar>
+            <w:vAlign w:val="top"/>
+          </w:tcPr>
+          <w:p>
+            <w:pPr>
+              <w:spacing w:after="30"/>
             </w:pPr>
             <w:r>
               <w:rPr>
                 <w:b/>
                 <w:bCs/>
                 <w:color w:val="12355B"/>
-                <w:sz w:val="24"/>
-                <w:szCs w:val="24"/>
-              </w:rPr>
-              <w:t xml:space="preserve">Variability</w:t>
-            </w:r>
+                <w:sz w:val="21"/>
+                <w:szCs w:val="21"/>
+              </w:rPr>
+              <w:t xml:space="preserve">Five-number summary</w:t>
+            </w:r>
+          </w:p>
+          <w:p>
+            <w:pPr>
+              <w:spacing w:after="0"/>
+            </w:pPr>
+            <w:r>
+              <w:rPr>
+                <w:i/>
+                <w:iCs/>
+                <w:color w:val="5F6F80"/>
+                <w:sz w:val="18"/>
+                <w:szCs w:val="18"/>
+              </w:rPr>
+              <w:t xml:space="preserve">Resumen de cinco números</w:t>
+            </w:r>
+          </w:p>
+        </w:tc>
+        <w:tc>
+          <w:tcPr>
+            <w:tcW w:type="dxa" w:w="3160"/>
+            <w:tcMar>
+              <w:top w:type="dxa" w:w="80"/>
+              <w:left w:type="dxa" w:w="100"/>
+              <w:bottom w:type="dxa" w:w="80"/>
+              <w:right w:type="dxa" w:w="100"/>
+            </w:tcMar>
+            <w:vAlign w:val="top"/>
+          </w:tcPr>
+          <w:p>
+            <w:pPr>
+              <w:spacing w:after="0"/>
+            </w:pPr>
+            <w:r>
+              <w:rPr>
+                <w:sz w:val="20"/>
+                <w:szCs w:val="20"/>
+              </w:rPr>
+              <w:t xml:space="preserve">The minimum, first quartile, median, third quartile, and maximum of a data set.</w:t>
+            </w:r>
+          </w:p>
+        </w:tc>
+        <w:tc>
+          <w:tcPr>
+            <w:tcW w:type="dxa" w:w="2200"/>
+            <w:tcMar>
+              <w:top w:type="dxa" w:w="80"/>
+              <w:left w:type="dxa" w:w="100"/>
+              <w:bottom w:type="dxa" w:w="80"/>
+              <w:right w:type="dxa" w:w="100"/>
+            </w:tcMar>
+            <w:vAlign w:val="top"/>
+          </w:tcPr>
+          <w:p>
+            <w:pPr>
+              <w:spacing w:after="40"/>
+            </w:pPr>
             <w:r>
               <w:rPr>
                 <w:i/>
@@ -1302,89 +1766,41 @@
                 <w:sz w:val="19"/>
                 <w:szCs w:val="19"/>
               </w:rPr>
-              <w:t xml:space="preserve">   Variabilidad</w:t>
-            </w:r>
-          </w:p>
+              <w:t xml:space="preserve">Not Five-number summary: write a counter-example that breaks the definition.</w:t>
+            </w:r>
+          </w:p>
+          <w:p>
+            <w:pPr>
+              <w:pBdr>
+                <w:bottom w:val="single" w:color="AFBECC" w:sz="6"/>
+              </w:pBdr>
+              <w:spacing w:after="30" w:before="150"/>
+            </w:pPr>
+            <w:r>
+              <w:t xml:space="preserve"/>
+            </w:r>
+          </w:p>
+        </w:tc>
+        <w:tc>
+          <w:tcPr>
+            <w:tcW w:type="dxa" w:w="2200"/>
+            <w:tcMar>
+              <w:top w:type="dxa" w:w="80"/>
+              <w:left w:type="dxa" w:w="100"/>
+              <w:bottom w:type="dxa" w:w="80"/>
+              <w:right w:type="dxa" w:w="100"/>
+            </w:tcMar>
+            <w:vAlign w:val="top"/>
+          </w:tcPr>
           <w:p>
             <w:pPr>
               <w:spacing w:after="40"/>
-            </w:pPr>
-            <w:r>
-              <w:rPr>
-                <w:sz w:val="21"/>
-                <w:szCs w:val="21"/>
-              </w:rPr>
-              <w:t xml:space="preserve">How spread out the numbers are.</w:t>
-            </w:r>
-          </w:p>
-          <w:p>
-            <w:pPr>
-              <w:spacing w:after="0"/>
-            </w:pPr>
-            <w:r>
-              <w:rPr>
-                <w:b/>
-                <w:bCs/>
-                <w:color w:val="1FA6A2"/>
-                <w:sz w:val="18"/>
-                <w:szCs w:val="18"/>
-              </w:rPr>
-              <w:t xml:space="preserve">Example:  </w:t>
-            </w:r>
-            <w:r>
-              <w:rPr>
-                <w:i/>
-                <w:iCs/>
-                <w:color w:val="5F6F80"/>
-                <w:sz w:val="18"/>
-                <w:szCs w:val="18"/>
-              </w:rPr>
-              <w:t xml:space="preserve">Small IQR = low variability in the middle 50%. Large IQR = high variability</w:t>
-            </w:r>
-          </w:p>
-        </w:tc>
-      </w:tr>
-    </w:tbl>
-    <w:tbl>
-      <w:tblPr>
-        <w:tblW w:type="pct" w:w="100%"/>
-        <w:tblBorders>
-          <w:top w:val="none" w:color="FFFFFF" w:sz="0"/>
-          <w:left w:val="none" w:color="FFFFFF" w:sz="0"/>
-          <w:bottom w:val="single" w:color="C7D2DD" w:sz="4"/>
-          <w:right w:val="none" w:color="FFFFFF" w:sz="0"/>
-          <w:insideH w:val="none" w:color="FFFFFF" w:sz="0"/>
-          <w:insideV w:val="none" w:color="FFFFFF" w:sz="0"/>
-        </w:tblBorders>
-      </w:tblPr>
-      <w:tblGrid>
-        <w:gridCol w:w="1800"/>
-        <w:gridCol w:w="7560"/>
-      </w:tblGrid>
-      <w:tr>
-        <w:trPr>
-          <w:cantSplit/>
-        </w:trPr>
-        <w:tc>
-          <w:tcPr>
-            <w:tcW w:type="dxa" w:w="1800"/>
-            <w:tcMar>
-              <w:top w:type="dxa" w:w="100"/>
-              <w:left w:type="dxa" w:w="40"/>
-              <w:bottom w:type="dxa" w:w="100"/>
-              <w:right w:type="dxa" w:w="120"/>
-            </w:tcMar>
-            <w:vAlign w:val="center"/>
-          </w:tcPr>
-          <w:p>
-            <w:pPr>
-              <w:spacing w:after="0"/>
               <w:jc w:val="center"/>
             </w:pPr>
             <w:r>
               <w:drawing>
                 <wp:inline distT="0" distB="0" distL="0" distR="0">
-                  <wp:extent cx="1047750" cy="790575"/>
+                  <wp:extent cx="876300" cy="657225"/>
                   <wp:effectExtent t="0" r="0" b="0" l="0"/>
                   <wp:docPr id="1" name="" descr="" title=""/>
                   <wp:cNvGraphicFramePr>
@@ -1409,7 +1825,7 @@
                         <pic:spPr bwMode="auto">
                           <a:xfrm>
                             <a:off x="0" y="0"/>
-                            <a:ext cx="1047750" cy="790575"/>
+                            <a:ext cx="876300" cy="657225"/>
                           </a:xfrm>
                           <a:prstGeom prst="rect">
                             <a:avLst/>
@@ -1422,32 +1838,108 @@
               </w:drawing>
             </w:r>
           </w:p>
-        </w:tc>
-        <w:tc>
-          <w:tcPr>
-            <w:tcW w:type="dxa" w:w="7560"/>
-            <w:tcMar>
-              <w:top w:type="dxa" w:w="100"/>
-              <w:left w:type="dxa" w:w="40"/>
-              <w:bottom w:type="dxa" w:w="100"/>
-              <w:right w:type="dxa" w:w="40"/>
-            </w:tcMar>
-            <w:vAlign w:val="center"/>
-          </w:tcPr>
-          <w:p>
-            <w:pPr>
-              <w:spacing w:after="50"/>
+          <w:p>
+            <w:pPr>
+              <w:spacing w:after="0"/>
+            </w:pPr>
+            <w:r>
+              <w:rPr>
+                <w:i/>
+                <w:iCs/>
+                <w:color w:val="5F6F80"/>
+                <w:sz w:val="18"/>
+                <w:szCs w:val="18"/>
+              </w:rPr>
+              <w:t xml:space="preserve">6, 8, 14, 19, 22 — the five values a box plot is built from.</w:t>
+            </w:r>
+          </w:p>
+        </w:tc>
+      </w:tr>
+      <w:tr>
+        <w:trPr>
+          <w:cantSplit/>
+        </w:trPr>
+        <w:tc>
+          <w:tcPr>
+            <w:tcW w:type="dxa" w:w="1800"/>
+            <w:tcMar>
+              <w:top w:type="dxa" w:w="80"/>
+              <w:left w:type="dxa" w:w="100"/>
+              <w:bottom w:type="dxa" w:w="80"/>
+              <w:right w:type="dxa" w:w="100"/>
+            </w:tcMar>
+            <w:vAlign w:val="top"/>
+          </w:tcPr>
+          <w:p>
+            <w:pPr>
+              <w:spacing w:after="30"/>
             </w:pPr>
             <w:r>
               <w:rPr>
                 <w:b/>
                 <w:bCs/>
                 <w:color w:val="12355B"/>
-                <w:sz w:val="24"/>
-                <w:szCs w:val="24"/>
-              </w:rPr>
-              <w:t xml:space="preserve">Five-number summary</w:t>
-            </w:r>
+                <w:sz w:val="21"/>
+                <w:szCs w:val="21"/>
+              </w:rPr>
+              <w:t xml:space="preserve">Whisker</w:t>
+            </w:r>
+          </w:p>
+          <w:p>
+            <w:pPr>
+              <w:spacing w:after="0"/>
+            </w:pPr>
+            <w:r>
+              <w:rPr>
+                <w:i/>
+                <w:iCs/>
+                <w:color w:val="5F6F80"/>
+                <w:sz w:val="18"/>
+                <w:szCs w:val="18"/>
+              </w:rPr>
+              <w:t xml:space="preserve">Bigote</w:t>
+            </w:r>
+          </w:p>
+        </w:tc>
+        <w:tc>
+          <w:tcPr>
+            <w:tcW w:type="dxa" w:w="3160"/>
+            <w:tcMar>
+              <w:top w:type="dxa" w:w="80"/>
+              <w:left w:type="dxa" w:w="100"/>
+              <w:bottom w:type="dxa" w:w="80"/>
+              <w:right w:type="dxa" w:w="100"/>
+            </w:tcMar>
+            <w:vAlign w:val="top"/>
+          </w:tcPr>
+          <w:p>
+            <w:pPr>
+              <w:spacing w:after="0"/>
+            </w:pPr>
+            <w:r>
+              <w:rPr>
+                <w:sz w:val="20"/>
+                <w:szCs w:val="20"/>
+              </w:rPr>
+              <w:t xml:space="preserve">A line on a box plot that reaches from the box out to the least or greatest value.</w:t>
+            </w:r>
+          </w:p>
+        </w:tc>
+        <w:tc>
+          <w:tcPr>
+            <w:tcW w:type="dxa" w:w="2200"/>
+            <w:tcMar>
+              <w:top w:type="dxa" w:w="80"/>
+              <w:left w:type="dxa" w:w="100"/>
+              <w:bottom w:type="dxa" w:w="80"/>
+              <w:right w:type="dxa" w:w="100"/>
+            </w:tcMar>
+            <w:vAlign w:val="top"/>
+          </w:tcPr>
+          <w:p>
+            <w:pPr>
+              <w:spacing w:after="40"/>
+            </w:pPr>
             <w:r>
               <w:rPr>
                 <w:i/>
@@ -1456,89 +1948,41 @@
                 <w:sz w:val="19"/>
                 <w:szCs w:val="19"/>
               </w:rPr>
-              <w:t xml:space="preserve">   Resumen de cinco números</w:t>
-            </w:r>
-          </w:p>
+              <w:t xml:space="preserve">Not Whisker: write a counter-example that breaks the definition.</w:t>
+            </w:r>
+          </w:p>
+          <w:p>
+            <w:pPr>
+              <w:pBdr>
+                <w:bottom w:val="single" w:color="AFBECC" w:sz="6"/>
+              </w:pBdr>
+              <w:spacing w:after="30" w:before="150"/>
+            </w:pPr>
+            <w:r>
+              <w:t xml:space="preserve"/>
+            </w:r>
+          </w:p>
+        </w:tc>
+        <w:tc>
+          <w:tcPr>
+            <w:tcW w:type="dxa" w:w="2200"/>
+            <w:tcMar>
+              <w:top w:type="dxa" w:w="80"/>
+              <w:left w:type="dxa" w:w="100"/>
+              <w:bottom w:type="dxa" w:w="80"/>
+              <w:right w:type="dxa" w:w="100"/>
+            </w:tcMar>
+            <w:vAlign w:val="top"/>
+          </w:tcPr>
           <w:p>
             <w:pPr>
               <w:spacing w:after="40"/>
-            </w:pPr>
-            <w:r>
-              <w:rPr>
-                <w:sz w:val="21"/>
-                <w:szCs w:val="21"/>
-              </w:rPr>
-              <w:t xml:space="preserve">The minimum, first quartile, median, third quartile, and maximum of a data set.</w:t>
-            </w:r>
-          </w:p>
-          <w:p>
-            <w:pPr>
-              <w:spacing w:after="0"/>
-            </w:pPr>
-            <w:r>
-              <w:rPr>
-                <w:b/>
-                <w:bCs/>
-                <w:color w:val="1FA6A2"/>
-                <w:sz w:val="18"/>
-                <w:szCs w:val="18"/>
-              </w:rPr>
-              <w:t xml:space="preserve">Example:  </w:t>
-            </w:r>
-            <w:r>
-              <w:rPr>
-                <w:i/>
-                <w:iCs/>
-                <w:color w:val="5F6F80"/>
-                <w:sz w:val="18"/>
-                <w:szCs w:val="18"/>
-              </w:rPr>
-              <w:t xml:space="preserve">6, 8, 14, 19, 22 — the five values a box plot is built from.</w:t>
-            </w:r>
-          </w:p>
-        </w:tc>
-      </w:tr>
-    </w:tbl>
-    <w:tbl>
-      <w:tblPr>
-        <w:tblW w:type="pct" w:w="100%"/>
-        <w:tblBorders>
-          <w:top w:val="none" w:color="FFFFFF" w:sz="0"/>
-          <w:left w:val="none" w:color="FFFFFF" w:sz="0"/>
-          <w:bottom w:val="single" w:color="C7D2DD" w:sz="4"/>
-          <w:right w:val="none" w:color="FFFFFF" w:sz="0"/>
-          <w:insideH w:val="none" w:color="FFFFFF" w:sz="0"/>
-          <w:insideV w:val="none" w:color="FFFFFF" w:sz="0"/>
-        </w:tblBorders>
-      </w:tblPr>
-      <w:tblGrid>
-        <w:gridCol w:w="1800"/>
-        <w:gridCol w:w="7560"/>
-      </w:tblGrid>
-      <w:tr>
-        <w:trPr>
-          <w:cantSplit/>
-        </w:trPr>
-        <w:tc>
-          <w:tcPr>
-            <w:tcW w:type="dxa" w:w="1800"/>
-            <w:tcMar>
-              <w:top w:type="dxa" w:w="100"/>
-              <w:left w:type="dxa" w:w="40"/>
-              <w:bottom w:type="dxa" w:w="100"/>
-              <w:right w:type="dxa" w:w="120"/>
-            </w:tcMar>
-            <w:vAlign w:val="center"/>
-          </w:tcPr>
-          <w:p>
-            <w:pPr>
-              <w:spacing w:after="0"/>
               <w:jc w:val="center"/>
             </w:pPr>
             <w:r>
               <w:drawing>
                 <wp:inline distT="0" distB="0" distL="0" distR="0">
-                  <wp:extent cx="1047750" cy="790575"/>
+                  <wp:extent cx="876300" cy="657225"/>
                   <wp:effectExtent t="0" r="0" b="0" l="0"/>
                   <wp:docPr id="1" name="" descr="" title=""/>
                   <wp:cNvGraphicFramePr>
@@ -1563,7 +2007,7 @@
                         <pic:spPr bwMode="auto">
                           <a:xfrm>
                             <a:off x="0" y="0"/>
-                            <a:ext cx="1047750" cy="790575"/>
+                            <a:ext cx="876300" cy="657225"/>
                           </a:xfrm>
                           <a:prstGeom prst="rect">
                             <a:avLst/>
@@ -1576,32 +2020,108 @@
               </w:drawing>
             </w:r>
           </w:p>
-        </w:tc>
-        <w:tc>
-          <w:tcPr>
-            <w:tcW w:type="dxa" w:w="7560"/>
-            <w:tcMar>
-              <w:top w:type="dxa" w:w="100"/>
-              <w:left w:type="dxa" w:w="40"/>
-              <w:bottom w:type="dxa" w:w="100"/>
-              <w:right w:type="dxa" w:w="40"/>
-            </w:tcMar>
-            <w:vAlign w:val="center"/>
-          </w:tcPr>
-          <w:p>
-            <w:pPr>
-              <w:spacing w:after="50"/>
+          <w:p>
+            <w:pPr>
+              <w:spacing w:after="0"/>
+            </w:pPr>
+            <w:r>
+              <w:rPr>
+                <w:i/>
+                <w:iCs/>
+                <w:color w:val="5F6F80"/>
+                <w:sz w:val="18"/>
+                <w:szCs w:val="18"/>
+              </w:rPr>
+              <w:t xml:space="preserve">The left whisker reaches the minimum; the right whisker reaches the maximum.</w:t>
+            </w:r>
+          </w:p>
+        </w:tc>
+      </w:tr>
+      <w:tr>
+        <w:trPr>
+          <w:cantSplit/>
+        </w:trPr>
+        <w:tc>
+          <w:tcPr>
+            <w:tcW w:type="dxa" w:w="1800"/>
+            <w:tcMar>
+              <w:top w:type="dxa" w:w="80"/>
+              <w:left w:type="dxa" w:w="100"/>
+              <w:bottom w:type="dxa" w:w="80"/>
+              <w:right w:type="dxa" w:w="100"/>
+            </w:tcMar>
+            <w:vAlign w:val="top"/>
+          </w:tcPr>
+          <w:p>
+            <w:pPr>
+              <w:spacing w:after="30"/>
             </w:pPr>
             <w:r>
               <w:rPr>
                 <w:b/>
                 <w:bCs/>
                 <w:color w:val="12355B"/>
-                <w:sz w:val="24"/>
-                <w:szCs w:val="24"/>
-              </w:rPr>
-              <w:t xml:space="preserve">Whisker</w:t>
-            </w:r>
+                <w:sz w:val="21"/>
+                <w:szCs w:val="21"/>
+              </w:rPr>
+              <w:t xml:space="preserve">Middle half</w:t>
+            </w:r>
+          </w:p>
+          <w:p>
+            <w:pPr>
+              <w:spacing w:after="0"/>
+            </w:pPr>
+            <w:r>
+              <w:rPr>
+                <w:i/>
+                <w:iCs/>
+                <w:color w:val="5F6F80"/>
+                <w:sz w:val="18"/>
+                <w:szCs w:val="18"/>
+              </w:rPr>
+              <w:t xml:space="preserve">Mitad central</w:t>
+            </w:r>
+          </w:p>
+        </w:tc>
+        <w:tc>
+          <w:tcPr>
+            <w:tcW w:type="dxa" w:w="3160"/>
+            <w:tcMar>
+              <w:top w:type="dxa" w:w="80"/>
+              <w:left w:type="dxa" w:w="100"/>
+              <w:bottom w:type="dxa" w:w="80"/>
+              <w:right w:type="dxa" w:w="100"/>
+            </w:tcMar>
+            <w:vAlign w:val="top"/>
+          </w:tcPr>
+          <w:p>
+            <w:pPr>
+              <w:spacing w:after="0"/>
+            </w:pPr>
+            <w:r>
+              <w:rPr>
+                <w:sz w:val="20"/>
+                <w:szCs w:val="20"/>
+              </w:rPr>
+              <w:t xml:space="preserve">The values from the first quartile to the third quartile, which the box covers.</w:t>
+            </w:r>
+          </w:p>
+        </w:tc>
+        <w:tc>
+          <w:tcPr>
+            <w:tcW w:type="dxa" w:w="2200"/>
+            <w:tcMar>
+              <w:top w:type="dxa" w:w="80"/>
+              <w:left w:type="dxa" w:w="100"/>
+              <w:bottom w:type="dxa" w:w="80"/>
+              <w:right w:type="dxa" w:w="100"/>
+            </w:tcMar>
+            <w:vAlign w:val="top"/>
+          </w:tcPr>
+          <w:p>
+            <w:pPr>
+              <w:spacing w:after="40"/>
+            </w:pPr>
             <w:r>
               <w:rPr>
                 <w:i/>
@@ -1610,89 +2130,41 @@
                 <w:sz w:val="19"/>
                 <w:szCs w:val="19"/>
               </w:rPr>
-              <w:t xml:space="preserve">   Bigote</w:t>
-            </w:r>
-          </w:p>
+              <w:t xml:space="preserve">Not Middle half: write a counter-example that breaks the definition.</w:t>
+            </w:r>
+          </w:p>
+          <w:p>
+            <w:pPr>
+              <w:pBdr>
+                <w:bottom w:val="single" w:color="AFBECC" w:sz="6"/>
+              </w:pBdr>
+              <w:spacing w:after="30" w:before="150"/>
+            </w:pPr>
+            <w:r>
+              <w:t xml:space="preserve"/>
+            </w:r>
+          </w:p>
+        </w:tc>
+        <w:tc>
+          <w:tcPr>
+            <w:tcW w:type="dxa" w:w="2200"/>
+            <w:tcMar>
+              <w:top w:type="dxa" w:w="80"/>
+              <w:left w:type="dxa" w:w="100"/>
+              <w:bottom w:type="dxa" w:w="80"/>
+              <w:right w:type="dxa" w:w="100"/>
+            </w:tcMar>
+            <w:vAlign w:val="top"/>
+          </w:tcPr>
           <w:p>
             <w:pPr>
               <w:spacing w:after="40"/>
-            </w:pPr>
-            <w:r>
-              <w:rPr>
-                <w:sz w:val="21"/>
-                <w:szCs w:val="21"/>
-              </w:rPr>
-              <w:t xml:space="preserve">A line on a box plot that reaches from the box out to the least or greatest value.</w:t>
-            </w:r>
-          </w:p>
-          <w:p>
-            <w:pPr>
-              <w:spacing w:after="0"/>
-            </w:pPr>
-            <w:r>
-              <w:rPr>
-                <w:b/>
-                <w:bCs/>
-                <w:color w:val="1FA6A2"/>
-                <w:sz w:val="18"/>
-                <w:szCs w:val="18"/>
-              </w:rPr>
-              <w:t xml:space="preserve">Example:  </w:t>
-            </w:r>
-            <w:r>
-              <w:rPr>
-                <w:i/>
-                <w:iCs/>
-                <w:color w:val="5F6F80"/>
-                <w:sz w:val="18"/>
-                <w:szCs w:val="18"/>
-              </w:rPr>
-              <w:t xml:space="preserve">The left whisker reaches the minimum; the right whisker reaches the maximum.</w:t>
-            </w:r>
-          </w:p>
-        </w:tc>
-      </w:tr>
-    </w:tbl>
-    <w:tbl>
-      <w:tblPr>
-        <w:tblW w:type="pct" w:w="100%"/>
-        <w:tblBorders>
-          <w:top w:val="none" w:color="FFFFFF" w:sz="0"/>
-          <w:left w:val="none" w:color="FFFFFF" w:sz="0"/>
-          <w:bottom w:val="single" w:color="C7D2DD" w:sz="4"/>
-          <w:right w:val="none" w:color="FFFFFF" w:sz="0"/>
-          <w:insideH w:val="none" w:color="FFFFFF" w:sz="0"/>
-          <w:insideV w:val="none" w:color="FFFFFF" w:sz="0"/>
-        </w:tblBorders>
-      </w:tblPr>
-      <w:tblGrid>
-        <w:gridCol w:w="1800"/>
-        <w:gridCol w:w="7560"/>
-      </w:tblGrid>
-      <w:tr>
-        <w:trPr>
-          <w:cantSplit/>
-        </w:trPr>
-        <w:tc>
-          <w:tcPr>
-            <w:tcW w:type="dxa" w:w="1800"/>
-            <w:tcMar>
-              <w:top w:type="dxa" w:w="100"/>
-              <w:left w:type="dxa" w:w="40"/>
-              <w:bottom w:type="dxa" w:w="100"/>
-              <w:right w:type="dxa" w:w="120"/>
-            </w:tcMar>
-            <w:vAlign w:val="center"/>
-          </w:tcPr>
-          <w:p>
-            <w:pPr>
-              <w:spacing w:after="0"/>
               <w:jc w:val="center"/>
             </w:pPr>
             <w:r>
               <w:drawing>
                 <wp:inline distT="0" distB="0" distL="0" distR="0">
-                  <wp:extent cx="1047750" cy="790575"/>
+                  <wp:extent cx="876300" cy="657225"/>
                   <wp:effectExtent t="0" r="0" b="0" l="0"/>
                   <wp:docPr id="1" name="" descr="" title=""/>
                   <wp:cNvGraphicFramePr>
@@ -1717,7 +2189,7 @@
                         <pic:spPr bwMode="auto">
                           <a:xfrm>
                             <a:off x="0" y="0"/>
-                            <a:ext cx="1047750" cy="790575"/>
+                            <a:ext cx="876300" cy="657225"/>
                           </a:xfrm>
                           <a:prstGeom prst="rect">
                             <a:avLst/>
@@ -1730,69 +2202,10 @@
               </w:drawing>
             </w:r>
           </w:p>
-        </w:tc>
-        <w:tc>
-          <w:tcPr>
-            <w:tcW w:type="dxa" w:w="7560"/>
-            <w:tcMar>
-              <w:top w:type="dxa" w:w="100"/>
-              <w:left w:type="dxa" w:w="40"/>
-              <w:bottom w:type="dxa" w:w="100"/>
-              <w:right w:type="dxa" w:w="40"/>
-            </w:tcMar>
-            <w:vAlign w:val="center"/>
-          </w:tcPr>
-          <w:p>
-            <w:pPr>
-              <w:spacing w:after="50"/>
-            </w:pPr>
-            <w:r>
-              <w:rPr>
-                <w:b/>
-                <w:bCs/>
-                <w:color w:val="12355B"/>
-                <w:sz w:val="24"/>
-                <w:szCs w:val="24"/>
-              </w:rPr>
-              <w:t xml:space="preserve">Middle half</w:t>
-            </w:r>
-            <w:r>
-              <w:rPr>
-                <w:i/>
-                <w:iCs/>
-                <w:color w:val="5F6F80"/>
-                <w:sz w:val="19"/>
-                <w:szCs w:val="19"/>
-              </w:rPr>
-              <w:t xml:space="preserve">   Mitad central</w:t>
-            </w:r>
-          </w:p>
-          <w:p>
-            <w:pPr>
-              <w:spacing w:after="40"/>
-            </w:pPr>
-            <w:r>
-              <w:rPr>
-                <w:sz w:val="21"/>
-                <w:szCs w:val="21"/>
-              </w:rPr>
-              <w:t xml:space="preserve">The values from the first quartile to the third quartile, which the box covers.</w:t>
-            </w:r>
-          </w:p>
           <w:p>
             <w:pPr>
               <w:spacing w:after="0"/>
             </w:pPr>
-            <w:r>
-              <w:rPr>
-                <w:b/>
-                <w:bCs/>
-                <w:color w:val="1FA6A2"/>
-                <w:sz w:val="18"/>
-                <w:szCs w:val="18"/>
-              </w:rPr>
-              <w:t xml:space="preserve">Example:  </w:t>
-            </w:r>
             <w:r>
               <w:rPr>
                 <w:i/>
@@ -4285,7 +4698,7 @@
           <w:sz w:val="19"/>
           <w:szCs w:val="19"/>
         </w:rPr>
-        <w:t xml:space="preserve">   You Do — show your work</w:t>
+        <w:t xml:space="preserve">   You Do — show your work and reasoning</w:t>
       </w:r>
     </w:p>
     <w:p>
@@ -4300,7 +4713,7 @@
           <w:sz w:val="19"/>
           <w:szCs w:val="19"/>
         </w:rPr>
-        <w:t xml:space="preserve">Solve each problem. Show your thinking in the work box.</w:t>
+        <w:t xml:space="preserve">Solve each problem in the middle column and explain your reasoning using the sentence starters on the right.</w:t>
       </w:r>
     </w:p>
     <w:p>
@@ -4329,120 +4742,258 @@
         <w:t xml:space="preserve">   extra scaffolding</w:t>
       </w:r>
     </w:p>
-    <w:p>
-      <w:pPr>
-        <w:keepNext/>
-        <w:spacing w:after="60" w:before="160"/>
-      </w:pPr>
-      <w:r>
-        <w:rPr>
-          <w:b/>
-          <w:bCs/>
-          <w:color w:val="12355B"/>
-          <w:sz w:val="22"/>
-          <w:szCs w:val="22"/>
-        </w:rPr>
-        <w:t xml:space="preserve">1.  </w:t>
-      </w:r>
-      <w:r>
-        <w:rPr>
-          <w:b/>
-          <w:bCs/>
-          <w:sz w:val="21"/>
-          <w:szCs w:val="21"/>
-        </w:rPr>
-        <w:t xml:space="preserve">What percentage of data falls between Q1 and Q3 on a box plot?</w:t>
-      </w:r>
-    </w:p>
-    <w:p>
-      <w:pPr>
-        <w:spacing w:after="40"/>
-        <w:ind w:left="420"/>
-      </w:pPr>
-      <w:r>
-        <w:rPr>
-          <w:sz w:val="20"/>
-          <w:szCs w:val="20"/>
-        </w:rPr>
-        <w:t xml:space="preserve">A)  25%</w:t>
-      </w:r>
-    </w:p>
-    <w:p>
-      <w:pPr>
-        <w:spacing w:after="40"/>
-        <w:ind w:left="420"/>
-      </w:pPr>
-      <w:r>
-        <w:rPr>
-          <w:sz w:val="20"/>
-          <w:szCs w:val="20"/>
-        </w:rPr>
-        <w:t xml:space="preserve">B)  50%</w:t>
-      </w:r>
-    </w:p>
-    <w:p>
-      <w:pPr>
-        <w:spacing w:after="40"/>
-        <w:ind w:left="420"/>
-      </w:pPr>
-      <w:r>
-        <w:rPr>
-          <w:sz w:val="20"/>
-          <w:szCs w:val="20"/>
-        </w:rPr>
-        <w:t xml:space="preserve">C)  75%</w:t>
-      </w:r>
-    </w:p>
-    <w:p>
-      <w:pPr>
-        <w:spacing w:after="40"/>
-        <w:ind w:left="420"/>
-      </w:pPr>
-      <w:r>
-        <w:rPr>
-          <w:sz w:val="20"/>
-          <w:szCs w:val="20"/>
-        </w:rPr>
-        <w:t xml:space="preserve">D)  100%</w:t>
-      </w:r>
-    </w:p>
-    <w:p>
-      <w:pPr>
-        <w:spacing w:after="20"/>
-      </w:pPr>
-      <w:r>
-        <w:t xml:space="preserve"/>
-      </w:r>
-    </w:p>
     <w:tbl>
       <w:tblPr>
-        <w:tblW w:type="pct" w:w="100%"/>
+        <w:tblW w:type="dxa" w:w="9360"/>
         <w:tblBorders>
           <w:top w:val="single" w:color="C7D2DD" w:sz="6"/>
           <w:left w:val="single" w:color="C7D2DD" w:sz="6"/>
           <w:bottom w:val="single" w:color="C7D2DD" w:sz="6"/>
           <w:right w:val="single" w:color="C7D2DD" w:sz="6"/>
-          <w:insideH w:val="single" w:color="auto" w:sz="4"/>
-          <w:insideV w:val="single" w:color="auto" w:sz="4"/>
+          <w:insideH w:val="single" w:color="C7D2DD" w:sz="6"/>
+          <w:insideV w:val="single" w:color="C7D2DD" w:sz="6"/>
         </w:tblBorders>
       </w:tblPr>
       <w:tblGrid>
-        <w:gridCol w:w="100"/>
+        <w:gridCol w:w="2800"/>
+        <w:gridCol w:w="3560"/>
+        <w:gridCol w:w="3000"/>
       </w:tblGrid>
       <w:tr>
-        <w:tc>
-          <w:tcPr>
+        <w:trPr>
+          <w:cantSplit/>
+          <w:tblHeader/>
+        </w:trPr>
+        <w:tc>
+          <w:tcPr>
+            <w:tcW w:type="dxa" w:w="2800"/>
+            <w:shd w:fill="EEF4F8" w:color="auto" w:val="clear"/>
+            <w:tcMar>
+              <w:top w:type="dxa" w:w="60"/>
+              <w:left w:type="dxa" w:w="100"/>
+              <w:bottom w:type="dxa" w:w="60"/>
+              <w:right w:type="dxa" w:w="100"/>
+            </w:tcMar>
+          </w:tcPr>
+          <w:p>
+            <w:pPr>
+              <w:spacing w:after="0"/>
+            </w:pPr>
+            <w:r>
+              <w:rPr>
+                <w:b/>
+                <w:bCs/>
+                <w:color w:val="12355B"/>
+                <w:sz w:val="16"/>
+                <w:szCs w:val="16"/>
+              </w:rPr>
+              <w:t xml:space="preserve">CORE PROBLEM / GIVEN REPRESENTATION</w:t>
+            </w:r>
+          </w:p>
+        </w:tc>
+        <w:tc>
+          <w:tcPr>
+            <w:tcW w:type="dxa" w:w="3560"/>
+            <w:shd w:fill="EEF4F8" w:color="auto" w:val="clear"/>
+            <w:tcMar>
+              <w:top w:type="dxa" w:w="60"/>
+              <w:left w:type="dxa" w:w="100"/>
+              <w:bottom w:type="dxa" w:w="60"/>
+              <w:right w:type="dxa" w:w="100"/>
+            </w:tcMar>
+          </w:tcPr>
+          <w:p>
+            <w:pPr>
+              <w:spacing w:after="0"/>
+            </w:pPr>
+            <w:r>
+              <w:rPr>
+                <w:b/>
+                <w:bCs/>
+                <w:color w:val="12355B"/>
+                <w:sz w:val="16"/>
+                <w:szCs w:val="16"/>
+              </w:rPr>
+              <w:t xml:space="preserve">WORKING SPACE / CALCULATION STEPS</w:t>
+            </w:r>
+          </w:p>
+        </w:tc>
+        <w:tc>
+          <w:tcPr>
+            <w:tcW w:type="dxa" w:w="3000"/>
             <w:shd w:fill="FBF3E2" w:color="auto" w:val="clear"/>
             <w:tcMar>
               <w:top w:type="dxa" w:w="60"/>
-              <w:left w:type="dxa" w:w="120"/>
+              <w:left w:type="dxa" w:w="100"/>
               <w:bottom w:type="dxa" w:w="60"/>
-              <w:right w:type="dxa" w:w="120"/>
-            </w:tcMar>
-          </w:tcPr>
-          <w:p>
-            <w:pPr>
-              <w:spacing w:after="0" w:line="320"/>
+              <w:right w:type="dxa" w:w="100"/>
+            </w:tcMar>
+          </w:tcPr>
+          <w:p>
+            <w:pPr>
+              <w:spacing w:after="0"/>
+            </w:pPr>
+            <w:r>
+              <w:rPr>
+                <w:b/>
+                <w:bCs/>
+                <w:color w:val="B97A12"/>
+                <w:sz w:val="16"/>
+                <w:szCs w:val="16"/>
+              </w:rPr>
+              <w:t xml:space="preserve">EXPLAIN YOUR REASONING</w:t>
+            </w:r>
+          </w:p>
+        </w:tc>
+      </w:tr>
+      <w:tr>
+        <w:trPr>
+          <w:cantSplit/>
+        </w:trPr>
+        <w:tc>
+          <w:tcPr>
+            <w:tcW w:type="dxa" w:w="2800"/>
+            <w:tcMar>
+              <w:top w:type="dxa" w:w="80"/>
+              <w:left w:type="dxa" w:w="100"/>
+              <w:bottom w:type="dxa" w:w="80"/>
+              <w:right w:type="dxa" w:w="100"/>
+            </w:tcMar>
+            <w:vAlign w:val="top"/>
+          </w:tcPr>
+          <w:p>
+            <w:pPr>
+              <w:spacing w:after="60"/>
+            </w:pPr>
+            <w:r>
+              <w:rPr>
+                <w:b/>
+                <w:bCs/>
+                <w:color w:val="12355B"/>
+                <w:sz w:val="21"/>
+                <w:szCs w:val="21"/>
+              </w:rPr>
+              <w:t xml:space="preserve">1.  </w:t>
+            </w:r>
+            <w:r>
+              <w:rPr>
+                <w:b/>
+                <w:bCs/>
+                <w:sz w:val="20"/>
+                <w:szCs w:val="20"/>
+              </w:rPr>
+              <w:t xml:space="preserve">What percentage of data falls between Q1 and Q3 on a box plot?</w:t>
+            </w:r>
+          </w:p>
+          <w:p>
+            <w:pPr>
+              <w:spacing w:after="30"/>
+              <w:ind w:left="180"/>
+            </w:pPr>
+            <w:r>
+              <w:rPr>
+                <w:sz w:val="19"/>
+                <w:szCs w:val="19"/>
+              </w:rPr>
+              <w:t xml:space="preserve">A)  25%</w:t>
+            </w:r>
+          </w:p>
+          <w:p>
+            <w:pPr>
+              <w:spacing w:after="30"/>
+              <w:ind w:left="180"/>
+            </w:pPr>
+            <w:r>
+              <w:rPr>
+                <w:sz w:val="19"/>
+                <w:szCs w:val="19"/>
+              </w:rPr>
+              <w:t xml:space="preserve">B)  50%</w:t>
+            </w:r>
+          </w:p>
+          <w:p>
+            <w:pPr>
+              <w:spacing w:after="30"/>
+              <w:ind w:left="180"/>
+            </w:pPr>
+            <w:r>
+              <w:rPr>
+                <w:sz w:val="19"/>
+                <w:szCs w:val="19"/>
+              </w:rPr>
+              <w:t xml:space="preserve">C)  75%</w:t>
+            </w:r>
+          </w:p>
+          <w:p>
+            <w:pPr>
+              <w:spacing w:after="30"/>
+              <w:ind w:left="180"/>
+            </w:pPr>
+            <w:r>
+              <w:rPr>
+                <w:sz w:val="19"/>
+                <w:szCs w:val="19"/>
+              </w:rPr>
+              <w:t xml:space="preserve">D)  100%</w:t>
+            </w:r>
+          </w:p>
+        </w:tc>
+        <w:tc>
+          <w:tcPr>
+            <w:tcW w:type="dxa" w:w="3560"/>
+            <w:tcMar>
+              <w:top w:type="dxa" w:w="80"/>
+              <w:left w:type="dxa" w:w="100"/>
+              <w:bottom w:type="dxa" w:w="80"/>
+              <w:right w:type="dxa" w:w="100"/>
+            </w:tcMar>
+            <w:vAlign w:val="top"/>
+          </w:tcPr>
+          <w:p>
+            <w:pPr>
+              <w:spacing w:after="40"/>
+            </w:pPr>
+            <w:r>
+              <w:rPr>
+                <w:b/>
+                <w:bCs/>
+                <w:color w:val="1FA6A2"/>
+                <w:sz w:val="19"/>
+                <w:szCs w:val="19"/>
+              </w:rPr>
+              <w:t xml:space="preserve">Solution:  </w:t>
+            </w:r>
+            <w:r>
+              <w:rPr>
+                <w:b/>
+                <w:bCs/>
+                <w:sz w:val="19"/>
+                <w:szCs w:val="19"/>
+              </w:rPr>
+              <w:t xml:space="preserve">B)  50%</w:t>
+            </w:r>
+          </w:p>
+          <w:p>
+            <w:pPr>
+              <w:spacing w:after="40"/>
+            </w:pPr>
+            <w:r>
+              <w:rPr>
+                <w:i/>
+                <w:iCs/>
+                <w:color w:val="5F6F80"/>
+                <w:sz w:val="18"/>
+                <w:szCs w:val="18"/>
+              </w:rPr>
+              <w:t xml:space="preserve">The box in a box plot contains the middle 50% of the data (from Q1 to Q3).</w:t>
+            </w:r>
+          </w:p>
+          <w:p>
+            <w:pPr>
+              <w:pBdr>
+                <w:bottom w:val="single" w:color="AFBECC" w:sz="6"/>
+              </w:pBdr>
+              <w:spacing w:after="30" w:before="150"/>
             </w:pPr>
             <w:r>
               <w:t xml:space="preserve"/>
@@ -4450,7 +5001,125 @@
           </w:p>
           <w:p>
             <w:pPr>
-              <w:spacing w:after="0" w:line="320"/>
+              <w:pBdr>
+                <w:bottom w:val="single" w:color="AFBECC" w:sz="6"/>
+              </w:pBdr>
+              <w:spacing w:after="30" w:before="150"/>
+            </w:pPr>
+            <w:r>
+              <w:t xml:space="preserve"/>
+            </w:r>
+          </w:p>
+        </w:tc>
+        <w:tc>
+          <w:tcPr>
+            <w:tcW w:type="dxa" w:w="3000"/>
+            <w:shd w:fill="FBF3E2" w:color="auto" w:val="clear"/>
+            <w:tcMar>
+              <w:top w:type="dxa" w:w="80"/>
+              <w:left w:type="dxa" w:w="100"/>
+              <w:bottom w:type="dxa" w:w="80"/>
+              <w:right w:type="dxa" w:w="100"/>
+            </w:tcMar>
+            <w:vAlign w:val="top"/>
+          </w:tcPr>
+          <w:p>
+            <w:pPr>
+              <w:spacing w:after="40"/>
+            </w:pPr>
+            <w:r>
+              <w:rPr>
+                <w:b/>
+                <w:bCs/>
+                <w:color w:val="12355B"/>
+                <w:sz w:val="19"/>
+                <w:szCs w:val="19"/>
+              </w:rPr>
+              <w:t xml:space="preserve">Because... </w:t>
+            </w:r>
+            <w:r>
+              <w:rPr>
+                <w:color w:val="AFBECC"/>
+                <w:sz w:val="19"/>
+                <w:szCs w:val="19"/>
+              </w:rPr>
+              <w:t xml:space="preserve">________________</w:t>
+            </w:r>
+          </w:p>
+          <w:p>
+            <w:pPr>
+              <w:pBdr>
+                <w:bottom w:val="single" w:color="AFBECC" w:sz="6"/>
+              </w:pBdr>
+              <w:spacing w:after="30" w:before="150"/>
+            </w:pPr>
+            <w:r>
+              <w:t xml:space="preserve"/>
+            </w:r>
+          </w:p>
+          <w:p>
+            <w:pPr>
+              <w:spacing w:after="40" w:before="80"/>
+            </w:pPr>
+            <w:r>
+              <w:rPr>
+                <w:b/>
+                <w:bCs/>
+                <w:color w:val="6B4FA0"/>
+                <w:sz w:val="19"/>
+                <w:szCs w:val="19"/>
+              </w:rPr>
+              <w:t xml:space="preserve">Although... </w:t>
+            </w:r>
+            <w:r>
+              <w:rPr>
+                <w:color w:val="AFBECC"/>
+                <w:sz w:val="19"/>
+                <w:szCs w:val="19"/>
+              </w:rPr>
+              <w:t xml:space="preserve">_______________</w:t>
+            </w:r>
+          </w:p>
+          <w:p>
+            <w:pPr>
+              <w:pBdr>
+                <w:bottom w:val="single" w:color="AFBECC" w:sz="6"/>
+              </w:pBdr>
+              <w:spacing w:after="30" w:before="150"/>
+            </w:pPr>
+            <w:r>
+              <w:t xml:space="preserve"/>
+            </w:r>
+          </w:p>
+          <w:p>
+            <w:pPr>
+              <w:spacing w:after="40" w:before="80"/>
+            </w:pPr>
+            <w:r>
+              <w:rPr>
+                <w:b/>
+                <w:bCs/>
+                <w:color w:val="1FA6A2"/>
+                <w:sz w:val="19"/>
+                <w:szCs w:val="19"/>
+              </w:rPr>
+              <w:t xml:space="preserve">Therefore... </w:t>
+            </w:r>
+            <w:r>
+              <w:rPr>
+                <w:color w:val="AFBECC"/>
+                <w:sz w:val="19"/>
+                <w:szCs w:val="19"/>
+              </w:rPr>
+              <w:t xml:space="preserve">______________</w:t>
+            </w:r>
+          </w:p>
+          <w:p>
+            <w:pPr>
+              <w:pBdr>
+                <w:bottom w:val="single" w:color="AFBECC" w:sz="6"/>
+              </w:pBdr>
+              <w:spacing w:after="30" w:before="150"/>
             </w:pPr>
             <w:r>
               <w:t xml:space="preserve"/>
@@ -4461,84 +5130,7 @@
     </w:tbl>
     <w:p>
       <w:pPr>
-        <w:keepNext/>
-        <w:spacing w:after="60" w:before="160"/>
-      </w:pPr>
-      <w:r>
-        <w:rPr>
-          <w:b/>
-          <w:bCs/>
-          <w:color w:val="12355B"/>
-          <w:sz w:val="22"/>
-          <w:szCs w:val="22"/>
-        </w:rPr>
-        <w:t xml:space="preserve">2.  </w:t>
-      </w:r>
-      <w:r>
-        <w:rPr>
-          <w:b/>
-          <w:bCs/>
-          <w:sz w:val="21"/>
-          <w:szCs w:val="21"/>
-        </w:rPr>
-        <w:t xml:space="preserve">Find the range of: 14, 22, 8, 31, 17</w:t>
-      </w:r>
-    </w:p>
-    <w:p>
-      <w:pPr>
-        <w:spacing w:after="40"/>
-        <w:ind w:left="420"/>
-      </w:pPr>
-      <w:r>
-        <w:rPr>
-          <w:sz w:val="20"/>
-          <w:szCs w:val="20"/>
-        </w:rPr>
-        <w:t xml:space="preserve">A)  8</w:t>
-      </w:r>
-    </w:p>
-    <w:p>
-      <w:pPr>
-        <w:spacing w:after="40"/>
-        <w:ind w:left="420"/>
-      </w:pPr>
-      <w:r>
-        <w:rPr>
-          <w:sz w:val="20"/>
-          <w:szCs w:val="20"/>
-        </w:rPr>
-        <w:t xml:space="preserve">B)  18</w:t>
-      </w:r>
-    </w:p>
-    <w:p>
-      <w:pPr>
-        <w:spacing w:after="40"/>
-        <w:ind w:left="420"/>
-      </w:pPr>
-      <w:r>
-        <w:rPr>
-          <w:sz w:val="20"/>
-          <w:szCs w:val="20"/>
-        </w:rPr>
-        <w:t xml:space="preserve">C)  23</w:t>
-      </w:r>
-    </w:p>
-    <w:p>
-      <w:pPr>
-        <w:spacing w:after="40"/>
-        <w:ind w:left="420"/>
-      </w:pPr>
-      <w:r>
-        <w:rPr>
-          <w:sz w:val="20"/>
-          <w:szCs w:val="20"/>
-        </w:rPr>
-        <w:t xml:space="preserve">D)  31</w:t>
-      </w:r>
-    </w:p>
-    <w:p>
-      <w:pPr>
-        <w:spacing w:after="20"/>
+        <w:spacing w:after="80"/>
       </w:pPr>
       <w:r>
         <w:t xml:space="preserve"/>
@@ -4546,33 +5138,256 @@
     </w:p>
     <w:tbl>
       <w:tblPr>
-        <w:tblW w:type="pct" w:w="100%"/>
+        <w:tblW w:type="dxa" w:w="9360"/>
         <w:tblBorders>
           <w:top w:val="single" w:color="C7D2DD" w:sz="6"/>
           <w:left w:val="single" w:color="C7D2DD" w:sz="6"/>
           <w:bottom w:val="single" w:color="C7D2DD" w:sz="6"/>
           <w:right w:val="single" w:color="C7D2DD" w:sz="6"/>
-          <w:insideH w:val="single" w:color="auto" w:sz="4"/>
-          <w:insideV w:val="single" w:color="auto" w:sz="4"/>
+          <w:insideH w:val="single" w:color="C7D2DD" w:sz="6"/>
+          <w:insideV w:val="single" w:color="C7D2DD" w:sz="6"/>
         </w:tblBorders>
       </w:tblPr>
       <w:tblGrid>
-        <w:gridCol w:w="100"/>
+        <w:gridCol w:w="2800"/>
+        <w:gridCol w:w="3560"/>
+        <w:gridCol w:w="3000"/>
       </w:tblGrid>
       <w:tr>
-        <w:tc>
-          <w:tcPr>
+        <w:trPr>
+          <w:cantSplit/>
+          <w:tblHeader/>
+        </w:trPr>
+        <w:tc>
+          <w:tcPr>
+            <w:tcW w:type="dxa" w:w="2800"/>
+            <w:shd w:fill="EEF4F8" w:color="auto" w:val="clear"/>
+            <w:tcMar>
+              <w:top w:type="dxa" w:w="60"/>
+              <w:left w:type="dxa" w:w="100"/>
+              <w:bottom w:type="dxa" w:w="60"/>
+              <w:right w:type="dxa" w:w="100"/>
+            </w:tcMar>
+          </w:tcPr>
+          <w:p>
+            <w:pPr>
+              <w:spacing w:after="0"/>
+            </w:pPr>
+            <w:r>
+              <w:rPr>
+                <w:b/>
+                <w:bCs/>
+                <w:color w:val="12355B"/>
+                <w:sz w:val="16"/>
+                <w:szCs w:val="16"/>
+              </w:rPr>
+              <w:t xml:space="preserve">CORE PROBLEM / GIVEN REPRESENTATION</w:t>
+            </w:r>
+          </w:p>
+        </w:tc>
+        <w:tc>
+          <w:tcPr>
+            <w:tcW w:type="dxa" w:w="3560"/>
+            <w:shd w:fill="EEF4F8" w:color="auto" w:val="clear"/>
+            <w:tcMar>
+              <w:top w:type="dxa" w:w="60"/>
+              <w:left w:type="dxa" w:w="100"/>
+              <w:bottom w:type="dxa" w:w="60"/>
+              <w:right w:type="dxa" w:w="100"/>
+            </w:tcMar>
+          </w:tcPr>
+          <w:p>
+            <w:pPr>
+              <w:spacing w:after="0"/>
+            </w:pPr>
+            <w:r>
+              <w:rPr>
+                <w:b/>
+                <w:bCs/>
+                <w:color w:val="12355B"/>
+                <w:sz w:val="16"/>
+                <w:szCs w:val="16"/>
+              </w:rPr>
+              <w:t xml:space="preserve">WORKING SPACE / CALCULATION STEPS</w:t>
+            </w:r>
+          </w:p>
+        </w:tc>
+        <w:tc>
+          <w:tcPr>
+            <w:tcW w:type="dxa" w:w="3000"/>
             <w:shd w:fill="FBF3E2" w:color="auto" w:val="clear"/>
             <w:tcMar>
               <w:top w:type="dxa" w:w="60"/>
-              <w:left w:type="dxa" w:w="120"/>
+              <w:left w:type="dxa" w:w="100"/>
               <w:bottom w:type="dxa" w:w="60"/>
-              <w:right w:type="dxa" w:w="120"/>
-            </w:tcMar>
-          </w:tcPr>
-          <w:p>
-            <w:pPr>
-              <w:spacing w:after="0" w:line="320"/>
+              <w:right w:type="dxa" w:w="100"/>
+            </w:tcMar>
+          </w:tcPr>
+          <w:p>
+            <w:pPr>
+              <w:spacing w:after="0"/>
+            </w:pPr>
+            <w:r>
+              <w:rPr>
+                <w:b/>
+                <w:bCs/>
+                <w:color w:val="B97A12"/>
+                <w:sz w:val="16"/>
+                <w:szCs w:val="16"/>
+              </w:rPr>
+              <w:t xml:space="preserve">EXPLAIN YOUR REASONING</w:t>
+            </w:r>
+          </w:p>
+        </w:tc>
+      </w:tr>
+      <w:tr>
+        <w:trPr>
+          <w:cantSplit/>
+        </w:trPr>
+        <w:tc>
+          <w:tcPr>
+            <w:tcW w:type="dxa" w:w="2800"/>
+            <w:tcMar>
+              <w:top w:type="dxa" w:w="80"/>
+              <w:left w:type="dxa" w:w="100"/>
+              <w:bottom w:type="dxa" w:w="80"/>
+              <w:right w:type="dxa" w:w="100"/>
+            </w:tcMar>
+            <w:vAlign w:val="top"/>
+          </w:tcPr>
+          <w:p>
+            <w:pPr>
+              <w:spacing w:after="60"/>
+            </w:pPr>
+            <w:r>
+              <w:rPr>
+                <w:b/>
+                <w:bCs/>
+                <w:color w:val="12355B"/>
+                <w:sz w:val="21"/>
+                <w:szCs w:val="21"/>
+              </w:rPr>
+              <w:t xml:space="preserve">2.  </w:t>
+            </w:r>
+            <w:r>
+              <w:rPr>
+                <w:b/>
+                <w:bCs/>
+                <w:sz w:val="20"/>
+                <w:szCs w:val="20"/>
+              </w:rPr>
+              <w:t xml:space="preserve">Find the range of: 14, 22, 8, 31, 17</w:t>
+            </w:r>
+          </w:p>
+          <w:p>
+            <w:pPr>
+              <w:spacing w:after="30"/>
+              <w:ind w:left="180"/>
+            </w:pPr>
+            <w:r>
+              <w:rPr>
+                <w:sz w:val="19"/>
+                <w:szCs w:val="19"/>
+              </w:rPr>
+              <w:t xml:space="preserve">A)  8</w:t>
+            </w:r>
+          </w:p>
+          <w:p>
+            <w:pPr>
+              <w:spacing w:after="30"/>
+              <w:ind w:left="180"/>
+            </w:pPr>
+            <w:r>
+              <w:rPr>
+                <w:sz w:val="19"/>
+                <w:szCs w:val="19"/>
+              </w:rPr>
+              <w:t xml:space="preserve">B)  18</w:t>
+            </w:r>
+          </w:p>
+          <w:p>
+            <w:pPr>
+              <w:spacing w:after="30"/>
+              <w:ind w:left="180"/>
+            </w:pPr>
+            <w:r>
+              <w:rPr>
+                <w:sz w:val="19"/>
+                <w:szCs w:val="19"/>
+              </w:rPr>
+              <w:t xml:space="preserve">C)  23</w:t>
+            </w:r>
+          </w:p>
+          <w:p>
+            <w:pPr>
+              <w:spacing w:after="30"/>
+              <w:ind w:left="180"/>
+            </w:pPr>
+            <w:r>
+              <w:rPr>
+                <w:sz w:val="19"/>
+                <w:szCs w:val="19"/>
+              </w:rPr>
+              <w:t xml:space="preserve">D)  31</w:t>
+            </w:r>
+          </w:p>
+        </w:tc>
+        <w:tc>
+          <w:tcPr>
+            <w:tcW w:type="dxa" w:w="3560"/>
+            <w:tcMar>
+              <w:top w:type="dxa" w:w="80"/>
+              <w:left w:type="dxa" w:w="100"/>
+              <w:bottom w:type="dxa" w:w="80"/>
+              <w:right w:type="dxa" w:w="100"/>
+            </w:tcMar>
+            <w:vAlign w:val="top"/>
+          </w:tcPr>
+          <w:p>
+            <w:pPr>
+              <w:spacing w:after="40"/>
+            </w:pPr>
+            <w:r>
+              <w:rPr>
+                <w:b/>
+                <w:bCs/>
+                <w:color w:val="1FA6A2"/>
+                <w:sz w:val="19"/>
+                <w:szCs w:val="19"/>
+              </w:rPr>
+              <w:t xml:space="preserve">Solution:  </w:t>
+            </w:r>
+            <w:r>
+              <w:rPr>
+                <w:b/>
+                <w:bCs/>
+                <w:sz w:val="19"/>
+                <w:szCs w:val="19"/>
+              </w:rPr>
+              <w:t xml:space="preserve">C)  23</w:t>
+            </w:r>
+          </w:p>
+          <w:p>
+            <w:pPr>
+              <w:spacing w:after="40"/>
+            </w:pPr>
+            <w:r>
+              <w:rPr>
+                <w:i/>
+                <w:iCs/>
+                <w:color w:val="5F6F80"/>
+                <w:sz w:val="18"/>
+                <w:szCs w:val="18"/>
+              </w:rPr>
+              <w:t xml:space="preserve">Range = max − min = 31 − 8 = 23.</w:t>
+            </w:r>
+          </w:p>
+          <w:p>
+            <w:pPr>
+              <w:pBdr>
+                <w:bottom w:val="single" w:color="AFBECC" w:sz="6"/>
+              </w:pBdr>
+              <w:spacing w:after="30" w:before="150"/>
             </w:pPr>
             <w:r>
               <w:t xml:space="preserve"/>
@@ -4580,7 +5395,125 @@
           </w:p>
           <w:p>
             <w:pPr>
-              <w:spacing w:after="0" w:line="320"/>
+              <w:pBdr>
+                <w:bottom w:val="single" w:color="AFBECC" w:sz="6"/>
+              </w:pBdr>
+              <w:spacing w:after="30" w:before="150"/>
+            </w:pPr>
+            <w:r>
+              <w:t xml:space="preserve"/>
+            </w:r>
+          </w:p>
+        </w:tc>
+        <w:tc>
+          <w:tcPr>
+            <w:tcW w:type="dxa" w:w="3000"/>
+            <w:shd w:fill="FBF3E2" w:color="auto" w:val="clear"/>
+            <w:tcMar>
+              <w:top w:type="dxa" w:w="80"/>
+              <w:left w:type="dxa" w:w="100"/>
+              <w:bottom w:type="dxa" w:w="80"/>
+              <w:right w:type="dxa" w:w="100"/>
+            </w:tcMar>
+            <w:vAlign w:val="top"/>
+          </w:tcPr>
+          <w:p>
+            <w:pPr>
+              <w:spacing w:after="40"/>
+            </w:pPr>
+            <w:r>
+              <w:rPr>
+                <w:b/>
+                <w:bCs/>
+                <w:color w:val="12355B"/>
+                <w:sz w:val="19"/>
+                <w:szCs w:val="19"/>
+              </w:rPr>
+              <w:t xml:space="preserve">Because... </w:t>
+            </w:r>
+            <w:r>
+              <w:rPr>
+                <w:color w:val="AFBECC"/>
+                <w:sz w:val="19"/>
+                <w:szCs w:val="19"/>
+              </w:rPr>
+              <w:t xml:space="preserve">________________</w:t>
+            </w:r>
+          </w:p>
+          <w:p>
+            <w:pPr>
+              <w:pBdr>
+                <w:bottom w:val="single" w:color="AFBECC" w:sz="6"/>
+              </w:pBdr>
+              <w:spacing w:after="30" w:before="150"/>
+            </w:pPr>
+            <w:r>
+              <w:t xml:space="preserve"/>
+            </w:r>
+          </w:p>
+          <w:p>
+            <w:pPr>
+              <w:spacing w:after="40" w:before="80"/>
+            </w:pPr>
+            <w:r>
+              <w:rPr>
+                <w:b/>
+                <w:bCs/>
+                <w:color w:val="6B4FA0"/>
+                <w:sz w:val="19"/>
+                <w:szCs w:val="19"/>
+              </w:rPr>
+              <w:t xml:space="preserve">Although... </w:t>
+            </w:r>
+            <w:r>
+              <w:rPr>
+                <w:color w:val="AFBECC"/>
+                <w:sz w:val="19"/>
+                <w:szCs w:val="19"/>
+              </w:rPr>
+              <w:t xml:space="preserve">_______________</w:t>
+            </w:r>
+          </w:p>
+          <w:p>
+            <w:pPr>
+              <w:pBdr>
+                <w:bottom w:val="single" w:color="AFBECC" w:sz="6"/>
+              </w:pBdr>
+              <w:spacing w:after="30" w:before="150"/>
+            </w:pPr>
+            <w:r>
+              <w:t xml:space="preserve"/>
+            </w:r>
+          </w:p>
+          <w:p>
+            <w:pPr>
+              <w:spacing w:after="40" w:before="80"/>
+            </w:pPr>
+            <w:r>
+              <w:rPr>
+                <w:b/>
+                <w:bCs/>
+                <w:color w:val="1FA6A2"/>
+                <w:sz w:val="19"/>
+                <w:szCs w:val="19"/>
+              </w:rPr>
+              <w:t xml:space="preserve">Therefore... </w:t>
+            </w:r>
+            <w:r>
+              <w:rPr>
+                <w:color w:val="AFBECC"/>
+                <w:sz w:val="19"/>
+                <w:szCs w:val="19"/>
+              </w:rPr>
+              <w:t xml:space="preserve">______________</w:t>
+            </w:r>
+          </w:p>
+          <w:p>
+            <w:pPr>
+              <w:pBdr>
+                <w:bottom w:val="single" w:color="AFBECC" w:sz="6"/>
+              </w:pBdr>
+              <w:spacing w:after="30" w:before="150"/>
             </w:pPr>
             <w:r>
               <w:t xml:space="preserve"/>
@@ -4589,6 +5522,14 @@
         </w:tc>
       </w:tr>
     </w:tbl>
+    <w:p>
+      <w:pPr>
+        <w:spacing w:after="80"/>
+      </w:pPr>
+      <w:r>
+        <w:t xml:space="preserve"/>
+      </w:r>
+    </w:p>
     <w:p>
       <w:pPr>
         <w:pStyle w:val="Heading1"/>
@@ -4707,6 +5648,149 @@
         <w:t xml:space="preserve"/>
       </w:r>
     </w:p>
+    <w:p>
+      <w:pPr>
+        <w:spacing w:after="60"/>
+      </w:pPr>
+      <w:r>
+        <w:t xml:space="preserve"/>
+      </w:r>
+    </w:p>
+    <w:tbl>
+      <w:tblPr>
+        <w:tblW w:type="dxa" w:w="9360"/>
+        <w:tblBorders>
+          <w:top w:val="single" w:color="C7D2DD" w:sz="6"/>
+          <w:left w:val="single" w:color="C7D2DD" w:sz="6"/>
+          <w:bottom w:val="single" w:color="C7D2DD" w:sz="6"/>
+          <w:right w:val="single" w:color="C7D2DD" w:sz="6"/>
+          <w:insideH w:val="single" w:color="C7D2DD" w:sz="6"/>
+          <w:insideV w:val="single" w:color="C7D2DD" w:sz="6"/>
+        </w:tblBorders>
+      </w:tblPr>
+      <w:tblGrid>
+        <w:gridCol w:w="3120"/>
+        <w:gridCol w:w="3120"/>
+        <w:gridCol w:w="3120"/>
+      </w:tblGrid>
+      <w:tr>
+        <w:trPr>
+          <w:cantSplit/>
+          <w:tblHeader/>
+        </w:trPr>
+        <w:tc>
+          <w:tcPr>
+            <w:tcW w:type="dxa" w:w="9360"/>
+            <w:gridSpan w:val="3"/>
+            <w:shd w:fill="EEF4F8" w:color="auto" w:val="clear"/>
+            <w:tcMar>
+              <w:top w:type="dxa" w:w="60"/>
+              <w:left w:type="dxa" w:w="100"/>
+              <w:bottom w:type="dxa" w:w="60"/>
+              <w:right w:type="dxa" w:w="100"/>
+            </w:tcMar>
+          </w:tcPr>
+          <w:p>
+            <w:pPr>
+              <w:spacing w:after="0"/>
+            </w:pPr>
+            <w:r>
+              <w:rPr>
+                <w:b/>
+                <w:bCs/>
+                <w:color w:val="12355B"/>
+                <w:sz w:val="18"/>
+                <w:szCs w:val="18"/>
+              </w:rPr>
+              <w:t xml:space="preserve">EXIT CHECK · 3-POINT SELF-ASSESSMENT CHECKLIST</w:t>
+            </w:r>
+          </w:p>
+        </w:tc>
+      </w:tr>
+      <w:tr>
+        <w:trPr>
+          <w:cantSplit/>
+        </w:trPr>
+        <w:tc>
+          <w:tcPr>
+            <w:tcW w:type="dxa" w:w="3120"/>
+            <w:tcMar>
+              <w:top w:type="dxa" w:w="80"/>
+              <w:left w:type="dxa" w:w="100"/>
+              <w:bottom w:type="dxa" w:w="80"/>
+              <w:right w:type="dxa" w:w="100"/>
+            </w:tcMar>
+          </w:tcPr>
+          <w:p>
+            <w:pPr>
+              <w:spacing w:after="0"/>
+            </w:pPr>
+            <w:r>
+              <w:rPr>
+                <w:b/>
+                <w:bCs/>
+                <w:color w:val="1A2733"/>
+                <w:sz w:val="18"/>
+                <w:szCs w:val="18"/>
+              </w:rPr>
+              <w:t xml:space="preserve">☐ 1. Units &amp; Labels Verified</w:t>
+            </w:r>
+          </w:p>
+        </w:tc>
+        <w:tc>
+          <w:tcPr>
+            <w:tcW w:type="dxa" w:w="3120"/>
+            <w:tcMar>
+              <w:top w:type="dxa" w:w="80"/>
+              <w:left w:type="dxa" w:w="100"/>
+              <w:bottom w:type="dxa" w:w="80"/>
+              <w:right w:type="dxa" w:w="100"/>
+            </w:tcMar>
+          </w:tcPr>
+          <w:p>
+            <w:pPr>
+              <w:spacing w:after="0"/>
+            </w:pPr>
+            <w:r>
+              <w:rPr>
+                <w:b/>
+                <w:bCs/>
+                <w:color w:val="1A2733"/>
+                <w:sz w:val="18"/>
+                <w:szCs w:val="18"/>
+              </w:rPr>
+              <w:t xml:space="preserve">☐ 2. Reasoning Stated (Because / Although / Therefore)</w:t>
+            </w:r>
+          </w:p>
+        </w:tc>
+        <w:tc>
+          <w:tcPr>
+            <w:tcW w:type="dxa" w:w="3120"/>
+            <w:tcMar>
+              <w:top w:type="dxa" w:w="80"/>
+              <w:left w:type="dxa" w:w="100"/>
+              <w:bottom w:type="dxa" w:w="80"/>
+              <w:right w:type="dxa" w:w="100"/>
+            </w:tcMar>
+          </w:tcPr>
+          <w:p>
+            <w:pPr>
+              <w:spacing w:after="0"/>
+            </w:pPr>
+            <w:r>
+              <w:rPr>
+                <w:b/>
+                <w:bCs/>
+                <w:color w:val="1A2733"/>
+                <w:sz w:val="18"/>
+                <w:szCs w:val="18"/>
+              </w:rPr>
+              <w:t xml:space="preserve">☐ 3. Calculations Double-Checked</w:t>
+            </w:r>
+          </w:p>
+        </w:tc>
+      </w:tr>
+    </w:tbl>
     <w:p>
       <w:pPr>
         <w:pStyle w:val="Heading1"/>
